--- a/Final_Project_Report.docx
+++ b/Final_Project_Report.docx
@@ -256,7 +256,27 @@
           <w:color w:val="0F172A"/>
           <w:sz w:val="24"/>
         </w:rPr>
-        <w:t>), JSON Web Token (JWT) stateless dual-role authentication, Cloudinary cloud storage for PDF resumes and company brand logos, and Nodemailer email integration for One-Time Password (OTP) account recovery.</w:t>
+        <w:t xml:space="preserve">), JSON Web Token (JWT) stateless dual-role authentication, Cloudinary cloud storage for PDF resumes and company brand logos, Nodemailer email integration for One-Time Password (OTP) account recovery, and a built-in </w:t>
+      </w:r>
+      <w:r>
+        <w:rPr>
+          <w:rFonts w:ascii="Times New Roman" w:hAnsi="Times New Roman"/>
+          <w:b/>
+          <w:i w:val="0"/>
+          <w:color w:val="0F172A"/>
+          <w:sz w:val="24"/>
+        </w:rPr>
+        <w:t>Automated Resume Screening and Candidate Job-Matching Engine</w:t>
+      </w:r>
+      <w:r>
+        <w:rPr>
+          <w:rFonts w:ascii="Times New Roman" w:hAnsi="Times New Roman"/>
+          <w:b w:val="0"/>
+          <w:i w:val="0"/>
+          <w:color w:val="0F172A"/>
+          <w:sz w:val="24"/>
+        </w:rPr>
+        <w:t xml:space="preserve"> utilizing natural language text extraction, skills taxonomy parsing, experience/qualification evaluation, and TF-IDF cosine similarity.</w:t>
       </w:r>
     </w:p>
     <w:p>
@@ -333,17 +353,17 @@
           <w:color w:val="0F172A"/>
           <w:sz w:val="24"/>
         </w:rPr>
-        <w:t>Opaque Application Status Tracking for Candidates</w:t>
-      </w:r>
-      <w:r>
-        <w:rPr>
-          <w:rFonts w:ascii="Times New Roman" w:hAnsi="Times New Roman"/>
-          <w:b w:val="0"/>
-          <w:i w:val="0"/>
-          <w:color w:val="0F172A"/>
-          <w:sz w:val="24"/>
-        </w:rPr>
-        <w:t>: Job applicants routinely face an uncommunicative post-submission experience. Traditional systems fail to provide real-time status visibility (e.g., Pending, Accepted, or Rejected), leaving applicants uncertain whether their applications were reviewed, shortlisted, or dismissed by hiring teams.</w:t>
+        <w:t>Manual Resume Screening Bottlenecks and Recruiter Fatigue</w:t>
+      </w:r>
+      <w:r>
+        <w:rPr>
+          <w:rFonts w:ascii="Times New Roman" w:hAnsi="Times New Roman"/>
+          <w:b w:val="0"/>
+          <w:i w:val="0"/>
+          <w:color w:val="0F172A"/>
+          <w:sz w:val="24"/>
+        </w:rPr>
+        <w:t>: Recruiters in organizations receive dozens or hundreds of curriculum vitae (CVs) for each advertised position. Manually opening, reading, and evaluating disparate PDF documents induces severe cognitive fatigue, subjective bias, and hiring delays, often extending preliminary candidate shortlisting to weeks. Existing mid-tier portals lack automated semantic matching to evaluate candidate suitability against job descriptions instantaneously.</w:t>
       </w:r>
     </w:p>
     <w:p>
@@ -360,37 +380,17 @@
           <w:color w:val="0F172A"/>
           <w:sz w:val="24"/>
         </w:rPr>
-        <w:t>Administrative Overhead and Inefficient Dashboard Tools for Recruiters</w:t>
-      </w:r>
-      <w:r>
-        <w:rPr>
-          <w:rFonts w:ascii="Times New Roman" w:hAnsi="Times New Roman"/>
-          <w:b w:val="0"/>
-          <w:i w:val="0"/>
-          <w:color w:val="0F172A"/>
-          <w:sz w:val="24"/>
-        </w:rPr>
-        <w:t>: Hiring managers in small and medium-sized organizations frequently lack specialized applicant tracking software due to exorbitant commercial licensing costs. Manual management via email inboxes leads to fragmented applicant review workflows, inability to view resumes directly in-browser, and difficulty toggling job listing visibility (</w:t>
-      </w:r>
-      <w:r>
-        <w:rPr>
-          <w:rFonts w:ascii="Consolas" w:hAnsi="Consolas"/>
-          <w:b w:val="0"/>
-          <w:i w:val="0"/>
-          <w:color w:val="BE185D"/>
-          <w:sz w:val="22"/>
-        </w:rPr>
-        <w:t>visible: true/false</w:t>
-      </w:r>
-      <w:r>
-        <w:rPr>
-          <w:rFonts w:ascii="Times New Roman" w:hAnsi="Times New Roman"/>
-          <w:b w:val="0"/>
-          <w:i w:val="0"/>
-          <w:color w:val="0F172A"/>
-          <w:sz w:val="24"/>
-        </w:rPr>
-        <w:t>) dynamically without permanently deleting database records.</w:t>
+        <w:t>Opaque Application Status Tracking for Candidates</w:t>
+      </w:r>
+      <w:r>
+        <w:rPr>
+          <w:rFonts w:ascii="Times New Roman" w:hAnsi="Times New Roman"/>
+          <w:b w:val="0"/>
+          <w:i w:val="0"/>
+          <w:color w:val="0F172A"/>
+          <w:sz w:val="24"/>
+        </w:rPr>
+        <w:t>: Job applicants routinely face an uncommunicative post-submission experience. Traditional systems fail to provide real-time status visibility (e.g., Pending, Accepted, or Rejected), leaving applicants uncertain whether their applications were reviewed, shortlisted, or dismissed by hiring teams.</w:t>
       </w:r>
     </w:p>
     <w:p>
@@ -407,6 +407,53 @@
           <w:color w:val="0F172A"/>
           <w:sz w:val="24"/>
         </w:rPr>
+        <w:t>Administrative Overhead and Inefficient Dashboard Tools for Recruiters</w:t>
+      </w:r>
+      <w:r>
+        <w:rPr>
+          <w:rFonts w:ascii="Times New Roman" w:hAnsi="Times New Roman"/>
+          <w:b w:val="0"/>
+          <w:i w:val="0"/>
+          <w:color w:val="0F172A"/>
+          <w:sz w:val="24"/>
+        </w:rPr>
+        <w:t>: Hiring managers in small and medium-sized organizations frequently lack specialized applicant tracking software due to exorbitant commercial licensing costs. Manual management via email inboxes leads to fragmented applicant review workflows, inability to view resumes directly in-browser, and difficulty toggling job listing visibility (</w:t>
+      </w:r>
+      <w:r>
+        <w:rPr>
+          <w:rFonts w:ascii="Consolas" w:hAnsi="Consolas"/>
+          <w:b w:val="0"/>
+          <w:i w:val="0"/>
+          <w:color w:val="BE185D"/>
+          <w:sz w:val="22"/>
+        </w:rPr>
+        <w:t>visible: true/false</w:t>
+      </w:r>
+      <w:r>
+        <w:rPr>
+          <w:rFonts w:ascii="Times New Roman" w:hAnsi="Times New Roman"/>
+          <w:b w:val="0"/>
+          <w:i w:val="0"/>
+          <w:color w:val="0F172A"/>
+          <w:sz w:val="24"/>
+        </w:rPr>
+        <w:t>) dynamically without permanently deleting database records.</w:t>
+      </w:r>
+    </w:p>
+    <w:p>
+      <w:pPr>
+        <w:pStyle w:val="ListNumber"/>
+        <w:spacing w:after="80" w:line="276" w:lineRule="auto"/>
+        <w:jc w:val="both"/>
+      </w:pPr>
+      <w:r>
+        <w:rPr>
+          <w:rFonts w:ascii="Times New Roman" w:hAnsi="Times New Roman"/>
+          <w:b/>
+          <w:i w:val="0"/>
+          <w:color w:val="0F172A"/>
+          <w:sz w:val="24"/>
+        </w:rPr>
         <w:t>Data Handling Vulnerabilities and Insecure Media Storage</w:t>
       </w:r>
       <w:r>
@@ -918,17 +965,17 @@
           <w:color w:val="0F172A"/>
           <w:sz w:val="24"/>
         </w:rPr>
-        <w:t>Incorporate Telemetry Logging and Conduct System Usability Evaluation</w:t>
-      </w:r>
-      <w:r>
-        <w:rPr>
-          <w:rFonts w:ascii="Times New Roman" w:hAnsi="Times New Roman"/>
-          <w:b w:val="0"/>
-          <w:i w:val="0"/>
-          <w:color w:val="0F172A"/>
-          <w:sz w:val="24"/>
-        </w:rPr>
-        <w:t>: Integrate the Sentry SDK (</w:t>
+        <w:t>Engineer an Automated Resume Screening and Candidate Compatibility Matching Engine</w:t>
+      </w:r>
+      <w:r>
+        <w:rPr>
+          <w:rFonts w:ascii="Times New Roman" w:hAnsi="Times New Roman"/>
+          <w:b w:val="0"/>
+          <w:i w:val="0"/>
+          <w:color w:val="0F172A"/>
+          <w:sz w:val="24"/>
+        </w:rPr>
+        <w:t>: Design and implement an in-app Natural Language Processing (NLP) screening module (</w:t>
       </w:r>
       <w:r>
         <w:rPr>
@@ -938,17 +985,17 @@
           <w:color w:val="BE185D"/>
           <w:sz w:val="22"/>
         </w:rPr>
-        <w:t>@sentry/node</w:t>
-      </w:r>
-      <w:r>
-        <w:rPr>
-          <w:rFonts w:ascii="Times New Roman" w:hAnsi="Times New Roman"/>
-          <w:b w:val="0"/>
-          <w:i w:val="0"/>
-          <w:color w:val="0F172A"/>
-          <w:sz w:val="24"/>
-        </w:rPr>
-        <w:t xml:space="preserve"> and </w:t>
+        <w:t>resumeScreening.js</w:t>
+      </w:r>
+      <w:r>
+        <w:rPr>
+          <w:rFonts w:ascii="Times New Roman" w:hAnsi="Times New Roman"/>
+          <w:b w:val="0"/>
+          <w:i w:val="0"/>
+          <w:color w:val="0F172A"/>
+          <w:sz w:val="24"/>
+        </w:rPr>
+        <w:t xml:space="preserve">, </w:t>
       </w:r>
       <w:r>
         <w:rPr>
@@ -958,6 +1005,93 @@
           <w:color w:val="BE185D"/>
           <w:sz w:val="22"/>
         </w:rPr>
+        <w:t>pdf-parse</w:t>
+      </w:r>
+      <w:r>
+        <w:rPr>
+          <w:rFonts w:ascii="Times New Roman" w:hAnsi="Times New Roman"/>
+          <w:b w:val="0"/>
+          <w:i w:val="0"/>
+          <w:color w:val="0F172A"/>
+          <w:sz w:val="24"/>
+        </w:rPr>
+        <w:t>) that extracts textual content from candidate resumes, matches candidate skills against job requirements, evaluates work experience and academic credentials, calculates TF-IDF vector cosine similarity, computes a composite suitability score (0-100%), and generates shortlisting recommendations ('Highly Recommended', 'Recommended', 'Consider', 'Low Match') within the recruiter management dashboard (</w:t>
+      </w:r>
+      <w:r>
+        <w:rPr>
+          <w:rFonts w:ascii="Consolas" w:hAnsi="Consolas"/>
+          <w:b w:val="0"/>
+          <w:i w:val="0"/>
+          <w:color w:val="BE185D"/>
+          <w:sz w:val="22"/>
+        </w:rPr>
+        <w:t>ViewApplications.jsx</w:t>
+      </w:r>
+      <w:r>
+        <w:rPr>
+          <w:rFonts w:ascii="Times New Roman" w:hAnsi="Times New Roman"/>
+          <w:b w:val="0"/>
+          <w:i w:val="0"/>
+          <w:color w:val="0F172A"/>
+          <w:sz w:val="24"/>
+        </w:rPr>
+        <w:t>).</w:t>
+      </w:r>
+    </w:p>
+    <w:p>
+      <w:pPr>
+        <w:pStyle w:val="ListNumber"/>
+        <w:spacing w:after="80" w:line="276" w:lineRule="auto"/>
+        <w:jc w:val="both"/>
+      </w:pPr>
+      <w:r>
+        <w:rPr>
+          <w:rFonts w:ascii="Times New Roman" w:hAnsi="Times New Roman"/>
+          <w:b/>
+          <w:i w:val="0"/>
+          <w:color w:val="0F172A"/>
+          <w:sz w:val="24"/>
+        </w:rPr>
+        <w:t>Incorporate Telemetry Logging and Conduct System Usability Evaluation</w:t>
+      </w:r>
+      <w:r>
+        <w:rPr>
+          <w:rFonts w:ascii="Times New Roman" w:hAnsi="Times New Roman"/>
+          <w:b w:val="0"/>
+          <w:i w:val="0"/>
+          <w:color w:val="0F172A"/>
+          <w:sz w:val="24"/>
+        </w:rPr>
+        <w:t>: Integrate the Sentry SDK (</w:t>
+      </w:r>
+      <w:r>
+        <w:rPr>
+          <w:rFonts w:ascii="Consolas" w:hAnsi="Consolas"/>
+          <w:b w:val="0"/>
+          <w:i w:val="0"/>
+          <w:color w:val="BE185D"/>
+          <w:sz w:val="22"/>
+        </w:rPr>
+        <w:t>@sentry/node</w:t>
+      </w:r>
+      <w:r>
+        <w:rPr>
+          <w:rFonts w:ascii="Times New Roman" w:hAnsi="Times New Roman"/>
+          <w:b w:val="0"/>
+          <w:i w:val="0"/>
+          <w:color w:val="0F172A"/>
+          <w:sz w:val="24"/>
+        </w:rPr>
+        <w:t xml:space="preserve"> and </w:t>
+      </w:r>
+      <w:r>
+        <w:rPr>
+          <w:rFonts w:ascii="Consolas" w:hAnsi="Consolas"/>
+          <w:b w:val="0"/>
+          <w:i w:val="0"/>
+          <w:color w:val="BE185D"/>
+          <w:sz w:val="22"/>
+        </w:rPr>
         <w:t>@sentry/react</w:t>
       </w:r>
       <w:r>
@@ -969,6 +1103,113 @@
           <w:sz w:val="24"/>
         </w:rPr>
         <w:t>) for backend/frontend exception monitoring and conduct empirical User Acceptance Testing (UAT) and System Usability Scale (SUS) evaluation across 30 target respondents.</w:t>
+      </w:r>
+    </w:p>
+    <w:p>
+      <w:pPr>
+        <w:pStyle w:val="ListNumber"/>
+        <w:spacing w:after="80" w:line="276" w:lineRule="auto"/>
+        <w:jc w:val="both"/>
+      </w:pPr>
+      <w:r>
+        <w:rPr>
+          <w:rFonts w:ascii="Times New Roman" w:hAnsi="Times New Roman"/>
+          <w:b/>
+          <w:i w:val="0"/>
+          <w:color w:val="0F172A"/>
+          <w:sz w:val="24"/>
+        </w:rPr>
+        <w:t>Establish a Dedicated System Administration &amp; Database Maintenance Module</w:t>
+      </w:r>
+      <w:r>
+        <w:rPr>
+          <w:rFonts w:ascii="Times New Roman" w:hAnsi="Times New Roman"/>
+          <w:b w:val="0"/>
+          <w:i w:val="0"/>
+          <w:color w:val="0F172A"/>
+          <w:sz w:val="24"/>
+        </w:rPr>
+        <w:t>: Implement a central administrative control suite (</w:t>
+      </w:r>
+      <w:r>
+        <w:rPr>
+          <w:rFonts w:ascii="Consolas" w:hAnsi="Consolas"/>
+          <w:b w:val="0"/>
+          <w:i w:val="0"/>
+          <w:color w:val="BE185D"/>
+          <w:sz w:val="22"/>
+        </w:rPr>
+        <w:t>AdminDashboard.jsx</w:t>
+      </w:r>
+      <w:r>
+        <w:rPr>
+          <w:rFonts w:ascii="Times New Roman" w:hAnsi="Times New Roman"/>
+          <w:b w:val="0"/>
+          <w:i w:val="0"/>
+          <w:color w:val="0F172A"/>
+          <w:sz w:val="24"/>
+        </w:rPr>
+        <w:t xml:space="preserve">, </w:t>
+      </w:r>
+      <w:r>
+        <w:rPr>
+          <w:rFonts w:ascii="Consolas" w:hAnsi="Consolas"/>
+          <w:b w:val="0"/>
+          <w:i w:val="0"/>
+          <w:color w:val="BE185D"/>
+          <w:sz w:val="22"/>
+        </w:rPr>
+        <w:t>AdminLogin.jsx</w:t>
+      </w:r>
+      <w:r>
+        <w:rPr>
+          <w:rFonts w:ascii="Times New Roman" w:hAnsi="Times New Roman"/>
+          <w:b w:val="0"/>
+          <w:i w:val="0"/>
+          <w:color w:val="0F172A"/>
+          <w:sz w:val="24"/>
+        </w:rPr>
+        <w:t xml:space="preserve">, </w:t>
+      </w:r>
+      <w:r>
+        <w:rPr>
+          <w:rFonts w:ascii="Consolas" w:hAnsi="Consolas"/>
+          <w:b w:val="0"/>
+          <w:i w:val="0"/>
+          <w:color w:val="BE185D"/>
+          <w:sz w:val="22"/>
+        </w:rPr>
+        <w:t>adminController.js</w:t>
+      </w:r>
+      <w:r>
+        <w:rPr>
+          <w:rFonts w:ascii="Times New Roman" w:hAnsi="Times New Roman"/>
+          <w:b w:val="0"/>
+          <w:i w:val="0"/>
+          <w:color w:val="0F172A"/>
+          <w:sz w:val="24"/>
+        </w:rPr>
+        <w:t xml:space="preserve">, </w:t>
+      </w:r>
+      <w:r>
+        <w:rPr>
+          <w:rFonts w:ascii="Consolas" w:hAnsi="Consolas"/>
+          <w:b w:val="0"/>
+          <w:i w:val="0"/>
+          <w:color w:val="BE185D"/>
+          <w:sz w:val="22"/>
+        </w:rPr>
+        <w:t>authAdmin.js</w:t>
+      </w:r>
+      <w:r>
+        <w:rPr>
+          <w:rFonts w:ascii="Times New Roman" w:hAnsi="Times New Roman"/>
+          <w:b w:val="0"/>
+          <w:i w:val="0"/>
+          <w:color w:val="0F172A"/>
+          <w:sz w:val="24"/>
+        </w:rPr>
+        <w:t>) providing master administrator authentication, platform metrics overview, candidate/employer account oversight, forced password resets, direct email communication via Nodemailer, and database maintenance routines (purging expired OTP tokens and pruning orphaned records).</w:t>
       </w:r>
     </w:p>
     <w:p>
@@ -1045,7 +1286,7 @@
           <w:color w:val="0F172A"/>
           <w:sz w:val="24"/>
         </w:rPr>
-        <w:t>: Candidate / Job Seeker role and Corporate Recruiter / Employer role.</w:t>
+        <w:t>: Candidate / Job Seeker role, Corporate Recruiter / Employer role, and System Administrator role.</w:t>
       </w:r>
     </w:p>
     <w:p>
@@ -1072,7 +1313,7 @@
           <w:color w:val="0F172A"/>
           <w:sz w:val="24"/>
         </w:rPr>
-        <w:t>: Account registration, JWT login authentication, profile image upload, PDF resume upload and update, job search, multi-filter execution (Category, Seniority Level, Location), dynamic location autocompletion, single-click application submission, and real-time application status tracking (</w:t>
+        <w:t>: Account registration, JWT login authentication, profile image upload, PDF resume upload and update, job search, multi-filter execution (Category, Seniority Level, Location), dynamic location autocompletion, single-click application submission, and real-time application status tracking with candidate compatibility score visibility (</w:t>
       </w:r>
       <w:r>
         <w:rPr>
@@ -1196,6 +1437,60 @@
           <w:color w:val="0F172A"/>
           <w:sz w:val="24"/>
         </w:rPr>
+        <w:t>Automated Resume Screening &amp; Job-Matching Engine</w:t>
+      </w:r>
+      <w:r>
+        <w:rPr>
+          <w:rFonts w:ascii="Times New Roman" w:hAnsi="Times New Roman"/>
+          <w:b w:val="0"/>
+          <w:i w:val="0"/>
+          <w:color w:val="0F172A"/>
+          <w:sz w:val="24"/>
+        </w:rPr>
+        <w:t>: In-app PDF text extraction, skills taxonomy parsing, degree detection, experience duration estimation, TF-IDF cosine similarity, suitability score computation (0-100%), real-time candidate re-screening, and interactive score breakdown visualization with shortlisting recommendations for recruiters.</w:t>
+      </w:r>
+    </w:p>
+    <w:p>
+      <w:pPr>
+        <w:pStyle w:val="ListBullet"/>
+        <w:spacing w:after="80" w:line="276" w:lineRule="auto"/>
+        <w:jc w:val="both"/>
+      </w:pPr>
+      <w:r>
+        <w:rPr>
+          <w:rFonts w:ascii="Times New Roman" w:hAnsi="Times New Roman"/>
+          <w:b/>
+          <w:i w:val="0"/>
+          <w:color w:val="0F172A"/>
+          <w:sz w:val="24"/>
+        </w:rPr>
+        <w:t>System Administrator Capabilities</w:t>
+      </w:r>
+      <w:r>
+        <w:rPr>
+          <w:rFonts w:ascii="Times New Roman" w:hAnsi="Times New Roman"/>
+          <w:b w:val="0"/>
+          <w:i w:val="0"/>
+          <w:color w:val="0F172A"/>
+          <w:sz w:val="24"/>
+        </w:rPr>
+        <w:t>: Master JWT authentication, system metrics dashboard (users, companies, jobs, applications, pending OTPs), candidate &amp; employer management, direct administrative email dispatch via SMTP Nodemailer, instant account password reset/recovery, and automated database maintenance (purging expired OTP tokens, pruning orphaned records, database health verification).</w:t>
+      </w:r>
+    </w:p>
+    <w:p>
+      <w:pPr>
+        <w:pStyle w:val="ListBullet"/>
+        <w:spacing w:after="80" w:line="276" w:lineRule="auto"/>
+        <w:jc w:val="both"/>
+      </w:pPr>
+      <w:r>
+        <w:rPr>
+          <w:rFonts w:ascii="Times New Roman" w:hAnsi="Times New Roman"/>
+          <w:b/>
+          <w:i w:val="0"/>
+          <w:color w:val="0F172A"/>
+          <w:sz w:val="24"/>
+        </w:rPr>
         <w:t>Technical Architecture</w:t>
       </w:r>
       <w:r>
@@ -1206,7 +1501,7 @@
           <w:color w:val="0F172A"/>
           <w:sz w:val="24"/>
         </w:rPr>
-        <w:t>: Full-stack MERN (MongoDB Atlas, Express.js REST API, React 18 SPA, Node.js runtime) architecture deployed with Cloudinary CDN and Open-Meteo REST API integrations.</w:t>
+        <w:t>: Full-stack MERN (MongoDB Atlas, Express.js REST API, React 18 SPA, Node.js runtime) architecture deployed with Cloudinary CDN, Open-Meteo REST API, and Sentry telemetry integrations.</w:t>
       </w:r>
     </w:p>
     <w:p>
@@ -1283,17 +1578,17 @@
           <w:color w:val="0F172A"/>
           <w:sz w:val="24"/>
         </w:rPr>
-        <w:t>Absence of Automated AI Resume Parsing</w:t>
-      </w:r>
-      <w:r>
-        <w:rPr>
-          <w:rFonts w:ascii="Times New Roman" w:hAnsi="Times New Roman"/>
-          <w:b w:val="0"/>
-          <w:i w:val="0"/>
-          <w:color w:val="0F172A"/>
-          <w:sz w:val="24"/>
-        </w:rPr>
-        <w:t>: Candidate resumes are uploaded, stored, and served directly as PDF binary documents without automated Optical Character Recognition (OCR) or AI-based resume matching algorithms.</w:t>
+        <w:t>Text-Based PDF Document Extraction Constraint</w:t>
+      </w:r>
+      <w:r>
+        <w:rPr>
+          <w:rFonts w:ascii="Times New Roman" w:hAnsi="Times New Roman"/>
+          <w:b w:val="0"/>
+          <w:i w:val="0"/>
+          <w:color w:val="0F172A"/>
+          <w:sz w:val="24"/>
+        </w:rPr>
+        <w:t>: The automated resume screening engine extracts textual content from digital, text-based PDF resumes directly using document stream parsers; scanned image-only or rasterized non-text PDFs require external Optical Character Recognition (OCR) engines for full character extraction.</w:t>
       </w:r>
     </w:p>
     <w:p>
@@ -1380,7 +1675,7 @@
           <w:color w:val="0F172A"/>
           <w:sz w:val="24"/>
         </w:rPr>
-        <w:t>: Provides an intuitive, mobile-responsive, zero-latency job search interface equipped with dynamic location autocompletion and transparent application tracking, empowering candidates to remain informed regarding their application status.</w:t>
+        <w:t>: Provides an intuitive, mobile-responsive, zero-latency job search interface equipped with dynamic location autocompletion and transparent application tracking, empowering candidates to remain informed regarding their application status and qualification alignment.</w:t>
       </w:r>
     </w:p>
     <w:p>
@@ -1407,7 +1702,7 @@
           <w:color w:val="0F172A"/>
           <w:sz w:val="24"/>
         </w:rPr>
-        <w:t>: Delivers a cost-effective, centralized Applicant Tracking System (ATS) that eliminates manual email inbox sorting, streamlines job vacancy creation via rich-text editing, enables instant listing visibility control, and simplifies candidate evaluation without expensive commercial software subscriptions.</w:t>
+        <w:t>: Delivers a cost-effective, centralized Applicant Tracking System (ATS) that eliminates manual email inbox sorting, automates candidate resume screening with objective suitability scores (0-100%), accelerates candidate shortlisting, streamlines job vacancy creation via rich-text editing, and simplifies candidate evaluation without expensive commercial software subscriptions.</w:t>
       </w:r>
     </w:p>
     <w:p>
@@ -1434,7 +1729,7 @@
           <w:color w:val="0F172A"/>
           <w:sz w:val="24"/>
         </w:rPr>
-        <w:t>: Offers an empirically verified, publication-grade reference architecture demonstrating best practices in full-stack MERN development—including stateless JWT dual-role security, Cloudinary cloud storage integration, debounced API consumption, and Mongoose ODM document modeling.</w:t>
+        <w:t>: Offers an empirically verified, publication-grade reference architecture demonstrating best practices in full-stack MERN development—including stateless JWT dual-role security, Cloudinary cloud storage integration, debounced API consumption, in-app NLP resume parsing, and Mongoose ODM document modeling.</w:t>
       </w:r>
     </w:p>
     <w:p>
@@ -2434,6 +2729,494 @@
           <w:sz w:val="24"/>
         </w:rPr>
         <w:t>) without requiring manual HTML tag entry.</w:t>
+      </w:r>
+    </w:p>
+    <w:p>
+      <w:pPr>
+        <w:keepNext/>
+        <w:spacing w:before="280" w:after="120"/>
+        <w:jc w:val="left"/>
+      </w:pPr>
+      <w:r>
+        <w:rPr>
+          <w:rFonts w:ascii="Arial" w:hAnsi="Arial"/>
+          <w:b/>
+          <w:i w:val="0"/>
+          <w:color w:val="334155"/>
+          <w:sz w:val="24"/>
+        </w:rPr>
+        <w:t>2.2.6 Automated Resume Screening, Information Extraction, and Candidate Matching Paradigms</w:t>
+      </w:r>
+    </w:p>
+    <w:p>
+      <w:pPr>
+        <w:spacing w:after="120" w:line="300" w:lineRule="auto"/>
+        <w:jc w:val="both"/>
+      </w:pPr>
+      <w:r>
+        <w:rPr>
+          <w:rFonts w:ascii="Times New Roman" w:hAnsi="Times New Roman"/>
+          <w:b w:val="0"/>
+          <w:i w:val="0"/>
+          <w:color w:val="0F172A"/>
+          <w:sz w:val="24"/>
+        </w:rPr>
+        <w:t xml:space="preserve">A critical frontier in contemporary electronic recruitment software engineering is </w:t>
+      </w:r>
+      <w:r>
+        <w:rPr>
+          <w:rFonts w:ascii="Times New Roman" w:hAnsi="Times New Roman"/>
+          <w:b/>
+          <w:i w:val="0"/>
+          <w:color w:val="0F172A"/>
+          <w:sz w:val="24"/>
+        </w:rPr>
+        <w:t>Automated Resume Screening and Candidate-Job Matching</w:t>
+      </w:r>
+      <w:r>
+        <w:rPr>
+          <w:rFonts w:ascii="Times New Roman" w:hAnsi="Times New Roman"/>
+          <w:b w:val="0"/>
+          <w:i w:val="0"/>
+          <w:color w:val="0F172A"/>
+          <w:sz w:val="24"/>
+        </w:rPr>
+        <w:t>. In high-volume employment portals, a single advertised vacancy frequently receives hundreds of applicant submissions. Manual evaluation of these submissions induces substantial administrative overhead, recruitment bottlenecks, and cognitive bias. Automated screening systems address this challenge through algorithmic Information Extraction (IE) and Natural Language Processing (NLP):</w:t>
+      </w:r>
+    </w:p>
+    <w:p>
+      <w:pPr>
+        <w:pStyle w:val="ListNumber"/>
+        <w:spacing w:after="80" w:line="276" w:lineRule="auto"/>
+        <w:jc w:val="both"/>
+      </w:pPr>
+      <w:r>
+        <w:rPr>
+          <w:rFonts w:ascii="Times New Roman" w:hAnsi="Times New Roman"/>
+          <w:b/>
+          <w:i w:val="0"/>
+          <w:color w:val="0F172A"/>
+          <w:sz w:val="24"/>
+        </w:rPr>
+        <w:t>Document Parsing &amp; Text Extraction</w:t>
+      </w:r>
+      <w:r>
+        <w:rPr>
+          <w:rFonts w:ascii="Times New Roman" w:hAnsi="Times New Roman"/>
+          <w:b w:val="0"/>
+          <w:i w:val="0"/>
+          <w:color w:val="0F172A"/>
+          <w:sz w:val="24"/>
+        </w:rPr>
+        <w:t>: Candidate resumes are predominantly submitted as unstructured binary Portable Document Format (PDF) files. Extracting textual streams from these files requires specialized document parsers (</w:t>
+      </w:r>
+      <w:r>
+        <w:rPr>
+          <w:rFonts w:ascii="Consolas" w:hAnsi="Consolas"/>
+          <w:b w:val="0"/>
+          <w:i w:val="0"/>
+          <w:color w:val="BE185D"/>
+          <w:sz w:val="22"/>
+        </w:rPr>
+        <w:t>pdf-parse</w:t>
+      </w:r>
+      <w:r>
+        <w:rPr>
+          <w:rFonts w:ascii="Times New Roman" w:hAnsi="Times New Roman"/>
+          <w:b w:val="0"/>
+          <w:i w:val="0"/>
+          <w:color w:val="0F172A"/>
+          <w:sz w:val="24"/>
+        </w:rPr>
+        <w:t>) that process page trees, decode font mappings, extract text strings, and sanitize non-printable control characters.</w:t>
+      </w:r>
+    </w:p>
+    <w:p>
+      <w:pPr>
+        <w:pStyle w:val="ListNumber"/>
+        <w:spacing w:after="80" w:line="276" w:lineRule="auto"/>
+        <w:jc w:val="both"/>
+      </w:pPr>
+      <w:r>
+        <w:rPr>
+          <w:rFonts w:ascii="Times New Roman" w:hAnsi="Times New Roman"/>
+          <w:b/>
+          <w:i w:val="0"/>
+          <w:color w:val="0F172A"/>
+          <w:sz w:val="24"/>
+        </w:rPr>
+        <w:t>Controlled Vocabulary &amp; Skills Taxonomy Matching</w:t>
+      </w:r>
+      <w:r>
+        <w:rPr>
+          <w:rFonts w:ascii="Times New Roman" w:hAnsi="Times New Roman"/>
+          <w:b w:val="0"/>
+          <w:i w:val="0"/>
+          <w:color w:val="0F172A"/>
+          <w:sz w:val="24"/>
+        </w:rPr>
+        <w:t>: Technical and professional domains possess established skill sets. By constructing an indexed skills dictionary (spanning programming languages, frameworks, cloud platforms, databases, UI/UX tools, and operational methodologies), the screening engine tokenizes both the job requirements and candidate resume text, computing a normalized intersection of matched versus missing competencies:</w:t>
+      </w:r>
+    </w:p>
+    <w:p>
+      <w:pPr>
+        <w:spacing w:after="120" w:line="300" w:lineRule="auto"/>
+        <w:jc w:val="both"/>
+      </w:pPr>
+      <w:r>
+        <w:rPr>
+          <w:rFonts w:ascii="Times New Roman" w:hAnsi="Times New Roman"/>
+          <w:b w:val="0"/>
+          <w:i w:val="0"/>
+          <w:color w:val="0F172A"/>
+          <w:sz w:val="24"/>
+        </w:rPr>
+        <w:t>$$\text{Skills Score} = \left(\frac{|\text{Detected Skills} \cap \text{Required Skills}|}{|\text{Required Skills}|}\right) \times 100$$</w:t>
+      </w:r>
+    </w:p>
+    <w:p>
+      <w:pPr>
+        <w:pStyle w:val="ListNumber"/>
+        <w:spacing w:after="80" w:line="276" w:lineRule="auto"/>
+        <w:jc w:val="both"/>
+      </w:pPr>
+      <w:r>
+        <w:rPr>
+          <w:rFonts w:ascii="Times New Roman" w:hAnsi="Times New Roman"/>
+          <w:b/>
+          <w:i w:val="0"/>
+          <w:color w:val="0F172A"/>
+          <w:sz w:val="24"/>
+        </w:rPr>
+        <w:t>Experience Duration &amp; Educational Qualification Analysis</w:t>
+      </w:r>
+      <w:r>
+        <w:rPr>
+          <w:rFonts w:ascii="Times New Roman" w:hAnsi="Times New Roman"/>
+          <w:b w:val="0"/>
+          <w:i w:val="0"/>
+          <w:color w:val="0F172A"/>
+          <w:sz w:val="24"/>
+        </w:rPr>
+        <w:t xml:space="preserve">: Resume screening requires temporal and credential pattern matching. Regular expression heuristics extract explicit numeric duration statements (e.g., </w:t>
+      </w:r>
+      <w:r>
+        <w:rPr>
+          <w:rFonts w:ascii="Times New Roman" w:hAnsi="Times New Roman"/>
+          <w:b w:val="0"/>
+          <w:i/>
+          <w:color w:val="0F172A"/>
+          <w:sz w:val="24"/>
+        </w:rPr>
+        <w:t>"5+ years of experience"</w:t>
+      </w:r>
+      <w:r>
+        <w:rPr>
+          <w:rFonts w:ascii="Times New Roman" w:hAnsi="Times New Roman"/>
+          <w:b w:val="0"/>
+          <w:i w:val="0"/>
+          <w:color w:val="0F172A"/>
+          <w:sz w:val="24"/>
+        </w:rPr>
+        <w:t xml:space="preserve">) and employment year intervals (e.g., </w:t>
+      </w:r>
+      <w:r>
+        <w:rPr>
+          <w:rFonts w:ascii="Times New Roman" w:hAnsi="Times New Roman"/>
+          <w:b w:val="0"/>
+          <w:i/>
+          <w:color w:val="0F172A"/>
+          <w:sz w:val="24"/>
+        </w:rPr>
+        <w:t>"2019 – 2024"</w:t>
+      </w:r>
+      <w:r>
+        <w:rPr>
+          <w:rFonts w:ascii="Times New Roman" w:hAnsi="Times New Roman"/>
+          <w:b w:val="0"/>
+          <w:i w:val="0"/>
+          <w:color w:val="0F172A"/>
+          <w:sz w:val="24"/>
+        </w:rPr>
+        <w:t>), comparing the computed total against job seniority thresholds (</w:t>
+      </w:r>
+      <w:r>
+        <w:rPr>
+          <w:rFonts w:ascii="Consolas" w:hAnsi="Consolas"/>
+          <w:b w:val="0"/>
+          <w:i w:val="0"/>
+          <w:color w:val="BE185D"/>
+          <w:sz w:val="22"/>
+        </w:rPr>
+        <w:t>Beginner</w:t>
+      </w:r>
+      <w:r>
+        <w:rPr>
+          <w:rFonts w:ascii="Times New Roman" w:hAnsi="Times New Roman"/>
+          <w:b w:val="0"/>
+          <w:i w:val="0"/>
+          <w:color w:val="0F172A"/>
+          <w:sz w:val="24"/>
+        </w:rPr>
+        <w:t xml:space="preserve">, </w:t>
+      </w:r>
+      <w:r>
+        <w:rPr>
+          <w:rFonts w:ascii="Consolas" w:hAnsi="Consolas"/>
+          <w:b w:val="0"/>
+          <w:i w:val="0"/>
+          <w:color w:val="BE185D"/>
+          <w:sz w:val="22"/>
+        </w:rPr>
+        <w:t>Intermediate</w:t>
+      </w:r>
+      <w:r>
+        <w:rPr>
+          <w:rFonts w:ascii="Times New Roman" w:hAnsi="Times New Roman"/>
+          <w:b w:val="0"/>
+          <w:i w:val="0"/>
+          <w:color w:val="0F172A"/>
+          <w:sz w:val="24"/>
+        </w:rPr>
+        <w:t xml:space="preserve">, </w:t>
+      </w:r>
+      <w:r>
+        <w:rPr>
+          <w:rFonts w:ascii="Consolas" w:hAnsi="Consolas"/>
+          <w:b w:val="0"/>
+          <w:i w:val="0"/>
+          <w:color w:val="BE185D"/>
+          <w:sz w:val="22"/>
+        </w:rPr>
+        <w:t>Senior</w:t>
+      </w:r>
+      <w:r>
+        <w:rPr>
+          <w:rFonts w:ascii="Times New Roman" w:hAnsi="Times New Roman"/>
+          <w:b w:val="0"/>
+          <w:i w:val="0"/>
+          <w:color w:val="0F172A"/>
+          <w:sz w:val="24"/>
+        </w:rPr>
+        <w:t>). Concurrently, academic credentials are mapped to hierarchical tiers (Doctorate, Master's, Bachelor's, Associate/Diploma, High School).</w:t>
+      </w:r>
+    </w:p>
+    <w:p>
+      <w:pPr>
+        <w:pStyle w:val="ListNumber"/>
+        <w:spacing w:after="80" w:line="276" w:lineRule="auto"/>
+        <w:jc w:val="both"/>
+      </w:pPr>
+      <w:r>
+        <w:rPr>
+          <w:rFonts w:ascii="Times New Roman" w:hAnsi="Times New Roman"/>
+          <w:b/>
+          <w:i w:val="0"/>
+          <w:color w:val="0F172A"/>
+          <w:sz w:val="24"/>
+        </w:rPr>
+        <w:t>Vector Space Model (VSM) and Cosine Similarity</w:t>
+      </w:r>
+      <w:r>
+        <w:rPr>
+          <w:rFonts w:ascii="Times New Roman" w:hAnsi="Times New Roman"/>
+          <w:b w:val="0"/>
+          <w:i w:val="0"/>
+          <w:color w:val="0F172A"/>
+          <w:sz w:val="24"/>
+        </w:rPr>
+        <w:t>: Beyond exact keyword matching, semantic contextual alignment between a candidate's resume vector $\vec{R}$ and a job specification vector $\vec{J}$ is evaluated using the Cosine Similarity metric within a Bag-of-Words / Term Frequency (TF) representation:</w:t>
+      </w:r>
+    </w:p>
+    <w:p>
+      <w:pPr>
+        <w:spacing w:after="120" w:line="300" w:lineRule="auto"/>
+        <w:jc w:val="both"/>
+      </w:pPr>
+      <w:r>
+        <w:rPr>
+          <w:rFonts w:ascii="Times New Roman" w:hAnsi="Times New Roman"/>
+          <w:b w:val="0"/>
+          <w:i w:val="0"/>
+          <w:color w:val="0F172A"/>
+          <w:sz w:val="24"/>
+        </w:rPr>
+        <w:t>$$\text{Cosine Similarity}(\vec{R}, \vec{J}) = \frac{\vec{R} \cdot \vec{J}}{\|\vec{R}\| \|\vec{J}\|} = \frac{\sum_{i=1}^{n} R_i J_i}{\sqrt{\sum_{i=1}^{n} R_i^2} \sqrt{\sum_{i=1}^{n} J_i^2}}$$</w:t>
+      </w:r>
+    </w:p>
+    <w:p>
+      <w:pPr>
+        <w:spacing w:after="120" w:line="300" w:lineRule="auto"/>
+        <w:jc w:val="both"/>
+      </w:pPr>
+      <w:r>
+        <w:rPr>
+          <w:rFonts w:ascii="Times New Roman" w:hAnsi="Times New Roman"/>
+          <w:b w:val="0"/>
+          <w:i w:val="0"/>
+          <w:color w:val="0F172A"/>
+          <w:sz w:val="24"/>
+        </w:rPr>
+        <w:t>where $R_i$ and $J_i$ represent the term frequencies of term $i$ across the candidate resume and job description after removing common language stopwords.</w:t>
+      </w:r>
+    </w:p>
+    <w:p>
+      <w:pPr>
+        <w:pStyle w:val="ListNumber"/>
+        <w:spacing w:after="80" w:line="276" w:lineRule="auto"/>
+        <w:jc w:val="both"/>
+      </w:pPr>
+      <w:r>
+        <w:rPr>
+          <w:rFonts w:ascii="Times New Roman" w:hAnsi="Times New Roman"/>
+          <w:b/>
+          <w:i w:val="0"/>
+          <w:color w:val="0F172A"/>
+          <w:sz w:val="24"/>
+        </w:rPr>
+        <w:t>Composite Suitability Scoring and Decision Thresholds</w:t>
+      </w:r>
+      <w:r>
+        <w:rPr>
+          <w:rFonts w:ascii="Times New Roman" w:hAnsi="Times New Roman"/>
+          <w:b w:val="0"/>
+          <w:i w:val="0"/>
+          <w:color w:val="0F172A"/>
+          <w:sz w:val="24"/>
+        </w:rPr>
+        <w:t xml:space="preserve">: Modern ATS platforms combine these heterogeneous feature dimensions using a weighted linear combination to produce a unified </w:t>
+      </w:r>
+      <w:r>
+        <w:rPr>
+          <w:rFonts w:ascii="Times New Roman" w:hAnsi="Times New Roman"/>
+          <w:b/>
+          <w:i w:val="0"/>
+          <w:color w:val="0F172A"/>
+          <w:sz w:val="24"/>
+        </w:rPr>
+        <w:t>Suitability Score</w:t>
+      </w:r>
+      <w:r>
+        <w:rPr>
+          <w:rFonts w:ascii="Times New Roman" w:hAnsi="Times New Roman"/>
+          <w:b w:val="0"/>
+          <w:i w:val="0"/>
+          <w:color w:val="0F172A"/>
+          <w:sz w:val="24"/>
+        </w:rPr>
+        <w:t xml:space="preserve"> ($S \in [0, 100]$):</w:t>
+      </w:r>
+    </w:p>
+    <w:p>
+      <w:pPr>
+        <w:spacing w:after="120" w:line="300" w:lineRule="auto"/>
+        <w:jc w:val="both"/>
+      </w:pPr>
+      <w:r>
+        <w:rPr>
+          <w:rFonts w:ascii="Times New Roman" w:hAnsi="Times New Roman"/>
+          <w:b w:val="0"/>
+          <w:i w:val="0"/>
+          <w:color w:val="0F172A"/>
+          <w:sz w:val="24"/>
+        </w:rPr>
+        <w:t>$$S = w_s \cdot S_{\text{skills}} + w_e \cdot S_{\text{experience}} + w_q \cdot S_{\text{education}} + w_r \cdot S_{\text{relevance}}$$</w:t>
+      </w:r>
+    </w:p>
+    <w:p>
+      <w:pPr>
+        <w:spacing w:after="120" w:line="300" w:lineRule="auto"/>
+        <w:jc w:val="both"/>
+      </w:pPr>
+      <w:r>
+        <w:rPr>
+          <w:rFonts w:ascii="Times New Roman" w:hAnsi="Times New Roman"/>
+          <w:b w:val="0"/>
+          <w:i w:val="0"/>
+          <w:color w:val="0F172A"/>
+          <w:sz w:val="24"/>
+        </w:rPr>
+        <w:t xml:space="preserve">with empirical weights ($w_s = 0.40, w_e = 0.25, w_q = 0.15, w_r = 0.20$). Based on $S$, the system classifies applicants into automated shortlist recommendations: </w:t>
+      </w:r>
+      <w:r>
+        <w:rPr>
+          <w:rFonts w:ascii="Times New Roman" w:hAnsi="Times New Roman"/>
+          <w:b w:val="0"/>
+          <w:i/>
+          <w:color w:val="0F172A"/>
+          <w:sz w:val="24"/>
+        </w:rPr>
+        <w:t>Highly Recommended</w:t>
+      </w:r>
+      <w:r>
+        <w:rPr>
+          <w:rFonts w:ascii="Times New Roman" w:hAnsi="Times New Roman"/>
+          <w:b w:val="0"/>
+          <w:i w:val="0"/>
+          <w:color w:val="0F172A"/>
+          <w:sz w:val="24"/>
+        </w:rPr>
+        <w:t xml:space="preserve"> ($S \ge 80$), </w:t>
+      </w:r>
+      <w:r>
+        <w:rPr>
+          <w:rFonts w:ascii="Times New Roman" w:hAnsi="Times New Roman"/>
+          <w:b w:val="0"/>
+          <w:i/>
+          <w:color w:val="0F172A"/>
+          <w:sz w:val="24"/>
+        </w:rPr>
+        <w:t>Recommended</w:t>
+      </w:r>
+      <w:r>
+        <w:rPr>
+          <w:rFonts w:ascii="Times New Roman" w:hAnsi="Times New Roman"/>
+          <w:b w:val="0"/>
+          <w:i w:val="0"/>
+          <w:color w:val="0F172A"/>
+          <w:sz w:val="24"/>
+        </w:rPr>
+        <w:t xml:space="preserve"> ($65 \le S &lt; 80$), </w:t>
+      </w:r>
+      <w:r>
+        <w:rPr>
+          <w:rFonts w:ascii="Times New Roman" w:hAnsi="Times New Roman"/>
+          <w:b w:val="0"/>
+          <w:i/>
+          <w:color w:val="0F172A"/>
+          <w:sz w:val="24"/>
+        </w:rPr>
+        <w:t>Consider</w:t>
+      </w:r>
+      <w:r>
+        <w:rPr>
+          <w:rFonts w:ascii="Times New Roman" w:hAnsi="Times New Roman"/>
+          <w:b w:val="0"/>
+          <w:i w:val="0"/>
+          <w:color w:val="0F172A"/>
+          <w:sz w:val="24"/>
+        </w:rPr>
+        <w:t xml:space="preserve"> ($50 \le S &lt; 65$), and </w:t>
+      </w:r>
+      <w:r>
+        <w:rPr>
+          <w:rFonts w:ascii="Times New Roman" w:hAnsi="Times New Roman"/>
+          <w:b w:val="0"/>
+          <w:i/>
+          <w:color w:val="0F172A"/>
+          <w:sz w:val="24"/>
+        </w:rPr>
+        <w:t>Low Match</w:t>
+      </w:r>
+      <w:r>
+        <w:rPr>
+          <w:rFonts w:ascii="Times New Roman" w:hAnsi="Times New Roman"/>
+          <w:b w:val="0"/>
+          <w:i w:val="0"/>
+          <w:color w:val="0F172A"/>
+          <w:sz w:val="24"/>
+        </w:rPr>
+        <w:t xml:space="preserve"> ($S &lt; 50$), thereby prioritizing candidate reviews for hiring managers.</w:t>
       </w:r>
     </w:p>
     <w:p>
@@ -8533,7 +9316,7 @@
           <w:color w:val="475569"/>
           <w:sz w:val="22"/>
         </w:rPr>
-        <w:t>Sprint 4: System Integration, Telemetry &amp; UAT Evaluation (Weeks 7–8)</w:t>
+        <w:t>Sprint 4: System Integration, Automated Resume Screening &amp; UAT Evaluation (Weeks 7–8)</w:t>
       </w:r>
     </w:p>
     <w:p>
@@ -8560,7 +9343,7 @@
           <w:color w:val="0F172A"/>
           <w:sz w:val="24"/>
         </w:rPr>
-        <w:t>: Complete recruiter applicant management features, integrate exception logging, and perform empirical usability testing.</w:t>
+        <w:t>: Complete recruiter applicant management features, engineer the automated resume screening and job-matching engine, integrate exception telemetry, and perform empirical usability testing.</w:t>
       </w:r>
     </w:p>
     <w:p>
@@ -8604,7 +9387,27 @@
           <w:color w:val="0F172A"/>
           <w:sz w:val="24"/>
         </w:rPr>
-        <w:t xml:space="preserve">Built </w:t>
+        <w:t xml:space="preserve">Implemented the in-app </w:t>
+      </w:r>
+      <w:r>
+        <w:rPr>
+          <w:rFonts w:ascii="Times New Roman" w:hAnsi="Times New Roman"/>
+          <w:b/>
+          <w:i w:val="0"/>
+          <w:color w:val="0F172A"/>
+          <w:sz w:val="24"/>
+        </w:rPr>
+        <w:t>Automated Resume Screening Engine</w:t>
+      </w:r>
+      <w:r>
+        <w:rPr>
+          <w:rFonts w:ascii="Times New Roman" w:hAnsi="Times New Roman"/>
+          <w:b w:val="0"/>
+          <w:i w:val="0"/>
+          <w:color w:val="0F172A"/>
+          <w:sz w:val="24"/>
+        </w:rPr>
+        <w:t xml:space="preserve"> (</w:t>
       </w:r>
       <w:r>
         <w:rPr>
@@ -8614,17 +9417,17 @@
           <w:color w:val="BE185D"/>
           <w:sz w:val="22"/>
         </w:rPr>
-        <w:t>ViewApplications.jsx</w:t>
-      </w:r>
-      <w:r>
-        <w:rPr>
-          <w:rFonts w:ascii="Times New Roman" w:hAnsi="Times New Roman"/>
-          <w:b w:val="0"/>
-          <w:i w:val="0"/>
-          <w:color w:val="0F172A"/>
-          <w:sz w:val="24"/>
-        </w:rPr>
-        <w:t xml:space="preserve"> recruiter component allowing candidate resume viewing/downloading and dropdown application status updates (</w:t>
+        <w:t>resumeScreening.js</w:t>
+      </w:r>
+      <w:r>
+        <w:rPr>
+          <w:rFonts w:ascii="Times New Roman" w:hAnsi="Times New Roman"/>
+          <w:b w:val="0"/>
+          <w:i w:val="0"/>
+          <w:color w:val="0F172A"/>
+          <w:sz w:val="24"/>
+        </w:rPr>
+        <w:t xml:space="preserve">, </w:t>
       </w:r>
       <w:r>
         <w:rPr>
@@ -8634,17 +9437,34 @@
           <w:color w:val="BE185D"/>
           <w:sz w:val="22"/>
         </w:rPr>
-        <w:t>Pending</w:t>
-      </w:r>
-      <w:r>
-        <w:rPr>
-          <w:rFonts w:ascii="Times New Roman" w:hAnsi="Times New Roman"/>
-          <w:b w:val="0"/>
-          <w:i w:val="0"/>
-          <w:color w:val="0F172A"/>
-          <w:sz w:val="24"/>
-        </w:rPr>
-        <w:t xml:space="preserve">, </w:t>
+        <w:t>pdf-parse</w:t>
+      </w:r>
+      <w:r>
+        <w:rPr>
+          <w:rFonts w:ascii="Times New Roman" w:hAnsi="Times New Roman"/>
+          <w:b w:val="0"/>
+          <w:i w:val="0"/>
+          <w:color w:val="0F172A"/>
+          <w:sz w:val="24"/>
+        </w:rPr>
+        <w:t>) executing text extraction, skills taxonomy parsing, experience duration estimation, educational level classification, and TF-IDF cosine similarity.</w:t>
+      </w:r>
+    </w:p>
+    <w:p>
+      <w:pPr>
+        <w:pStyle w:val="ListBullet"/>
+        <w:spacing w:after="80" w:line="276" w:lineRule="auto"/>
+        <w:jc w:val="both"/>
+      </w:pPr>
+      <w:r>
+        <w:rPr>
+          <w:rFonts w:ascii="Times New Roman" w:hAnsi="Times New Roman"/>
+          <w:b w:val="0"/>
+          <w:i w:val="0"/>
+          <w:color w:val="0F172A"/>
+          <w:sz w:val="24"/>
+        </w:rPr>
+        <w:t xml:space="preserve">Enhanced </w:t>
       </w:r>
       <w:r>
         <w:rPr>
@@ -8654,17 +9474,34 @@
           <w:color w:val="BE185D"/>
           <w:sz w:val="22"/>
         </w:rPr>
-        <w:t>Accepted</w:t>
-      </w:r>
-      <w:r>
-        <w:rPr>
-          <w:rFonts w:ascii="Times New Roman" w:hAnsi="Times New Roman"/>
-          <w:b w:val="0"/>
-          <w:i w:val="0"/>
-          <w:color w:val="0F172A"/>
-          <w:sz w:val="24"/>
-        </w:rPr>
-        <w:t xml:space="preserve">, </w:t>
+        <w:t>ViewApplications.jsx</w:t>
+      </w:r>
+      <w:r>
+        <w:rPr>
+          <w:rFonts w:ascii="Times New Roman" w:hAnsi="Times New Roman"/>
+          <w:b w:val="0"/>
+          <w:i w:val="0"/>
+          <w:color w:val="0F172A"/>
+          <w:sz w:val="24"/>
+        </w:rPr>
+        <w:t xml:space="preserve"> with KPI metrics cards (Total Applicants, Highly Recommended, Recommended, Consider, Average Match Score), dynamic score sorting, recommendation filters, real-time re-screening triggers, and an interactive Candidate Screening Analysis Modal.</w:t>
+      </w:r>
+    </w:p>
+    <w:p>
+      <w:pPr>
+        <w:pStyle w:val="ListBullet"/>
+        <w:spacing w:after="80" w:line="276" w:lineRule="auto"/>
+        <w:jc w:val="both"/>
+      </w:pPr>
+      <w:r>
+        <w:rPr>
+          <w:rFonts w:ascii="Times New Roman" w:hAnsi="Times New Roman"/>
+          <w:b w:val="0"/>
+          <w:i w:val="0"/>
+          <w:color w:val="0F172A"/>
+          <w:sz w:val="24"/>
+        </w:rPr>
+        <w:t xml:space="preserve">Updated candidate </w:t>
       </w:r>
       <w:r>
         <w:rPr>
@@ -8674,17 +9511,17 @@
           <w:color w:val="BE185D"/>
           <w:sz w:val="22"/>
         </w:rPr>
-        <w:t>Rejected</w:t>
-      </w:r>
-      <w:r>
-        <w:rPr>
-          <w:rFonts w:ascii="Times New Roman" w:hAnsi="Times New Roman"/>
-          <w:b w:val="0"/>
-          <w:i w:val="0"/>
-          <w:color w:val="0F172A"/>
-          <w:sz w:val="24"/>
-        </w:rPr>
-        <w:t>).</w:t>
+        <w:t>Applications.jsx</w:t>
+      </w:r>
+      <w:r>
+        <w:rPr>
+          <w:rFonts w:ascii="Times New Roman" w:hAnsi="Times New Roman"/>
+          <w:b w:val="0"/>
+          <w:i w:val="0"/>
+          <w:color w:val="0F172A"/>
+          <w:sz w:val="24"/>
+        </w:rPr>
+        <w:t xml:space="preserve"> dashboard displaying profile compatibility scores and recommendations.</w:t>
       </w:r>
     </w:p>
     <w:p>
@@ -11011,7 +11848,7 @@
           <w:color w:val="0F172A"/>
           <w:sz w:val="24"/>
         </w:rPr>
-        <w:t>Functional requirements specify the concrete capabilities, operational behaviors, input parameters, processing logic, and output responses implemented within the Web-Based Job Portal System. The system satisfies 15 core functional requirements:</w:t>
+        <w:t>Functional requirements specify the concrete capabilities, operational behaviors, input parameters, processing logic, and output responses implemented within the Web-Based Job Portal System. The system satisfies 17 core functional requirements:</w:t>
       </w:r>
     </w:p>
     <w:p>
@@ -11028,7 +11865,7 @@
           <w:color w:val="475569"/>
           <w:sz w:val="22"/>
         </w:rPr>
-        <w:t>Table 4.1: Detailed Functional Requirements Specification (FR-1 to FR-15)</w:t>
+        <w:t>Table 4.1: Detailed Functional Requirements Specification (FR-1 to FR-17)</w:t>
       </w:r>
     </w:p>
     <w:tbl>
@@ -14044,6 +14881,410 @@
           </w:p>
         </w:tc>
       </w:tr>
+      <w:tr>
+        <w:tc>
+          <w:tcPr>
+            <w:tcW w:type="dxa" w:w="1872"/>
+            <w:shd w:fill="F8FAFC"/>
+            <w:tcMar>
+              <w:top w:w="100" w:type="dxa"/>
+              <w:bottom w:w="100" w:type="dxa"/>
+              <w:left w:w="140" w:type="dxa"/>
+              <w:right w:w="140" w:type="dxa"/>
+            </w:tcMar>
+          </w:tcPr>
+          <w:p>
+            <w:pPr>
+              <w:spacing w:after="0"/>
+              <w:jc w:val="left"/>
+            </w:pPr>
+            <w:r>
+              <w:rPr>
+                <w:rFonts w:ascii="Times New Roman" w:hAnsi="Times New Roman"/>
+                <w:b/>
+                <w:i w:val="0"/>
+                <w:color w:val="0F172A"/>
+                <w:sz w:val="19"/>
+              </w:rPr>
+              <w:t>FR-16</w:t>
+            </w:r>
+          </w:p>
+        </w:tc>
+        <w:tc>
+          <w:tcPr>
+            <w:tcW w:type="dxa" w:w="1872"/>
+            <w:shd w:fill="F8FAFC"/>
+            <w:tcMar>
+              <w:top w:w="100" w:type="dxa"/>
+              <w:bottom w:w="100" w:type="dxa"/>
+              <w:left w:w="140" w:type="dxa"/>
+              <w:right w:w="140" w:type="dxa"/>
+            </w:tcMar>
+          </w:tcPr>
+          <w:p>
+            <w:pPr>
+              <w:spacing w:after="0"/>
+              <w:jc w:val="left"/>
+            </w:pPr>
+            <w:r>
+              <w:rPr>
+                <w:rFonts w:ascii="Times New Roman" w:hAnsi="Times New Roman"/>
+                <w:b w:val="0"/>
+                <w:i w:val="0"/>
+                <w:color w:val="0F172A"/>
+                <w:sz w:val="19"/>
+              </w:rPr>
+              <w:t>Automated Resume Screening &amp; Scoring</w:t>
+            </w:r>
+          </w:p>
+        </w:tc>
+        <w:tc>
+          <w:tcPr>
+            <w:tcW w:type="dxa" w:w="1872"/>
+            <w:shd w:fill="F8FAFC"/>
+            <w:tcMar>
+              <w:top w:w="100" w:type="dxa"/>
+              <w:bottom w:w="100" w:type="dxa"/>
+              <w:left w:w="140" w:type="dxa"/>
+              <w:right w:w="140" w:type="dxa"/>
+            </w:tcMar>
+          </w:tcPr>
+          <w:p>
+            <w:pPr>
+              <w:spacing w:after="0"/>
+              <w:jc w:val="left"/>
+            </w:pPr>
+            <w:r>
+              <w:rPr>
+                <w:rFonts w:ascii="Times New Roman" w:hAnsi="Times New Roman"/>
+                <w:b w:val="0"/>
+                <w:i w:val="0"/>
+                <w:color w:val="0F172A"/>
+                <w:sz w:val="19"/>
+              </w:rPr>
+              <w:t>Candidate Resume PDF &amp; Job Specifications.</w:t>
+            </w:r>
+          </w:p>
+        </w:tc>
+        <w:tc>
+          <w:tcPr>
+            <w:tcW w:type="dxa" w:w="1872"/>
+            <w:shd w:fill="F8FAFC"/>
+            <w:tcMar>
+              <w:top w:w="100" w:type="dxa"/>
+              <w:bottom w:w="100" w:type="dxa"/>
+              <w:left w:w="140" w:type="dxa"/>
+              <w:right w:w="140" w:type="dxa"/>
+            </w:tcMar>
+          </w:tcPr>
+          <w:p>
+            <w:pPr>
+              <w:spacing w:after="0"/>
+              <w:jc w:val="left"/>
+            </w:pPr>
+            <w:r>
+              <w:rPr>
+                <w:rFonts w:ascii="Times New Roman" w:hAnsi="Times New Roman"/>
+                <w:b w:val="0"/>
+                <w:i w:val="0"/>
+                <w:color w:val="0F172A"/>
+                <w:sz w:val="19"/>
+              </w:rPr>
+              <w:t xml:space="preserve">Parses PDF text via </w:t>
+            </w:r>
+            <w:r>
+              <w:rPr>
+                <w:rFonts w:ascii="Consolas" w:hAnsi="Consolas"/>
+                <w:b w:val="0"/>
+                <w:i w:val="0"/>
+                <w:color w:val="BE185D"/>
+                <w:sz w:val="17"/>
+              </w:rPr>
+              <w:t>pdf-parse</w:t>
+            </w:r>
+            <w:r>
+              <w:rPr>
+                <w:rFonts w:ascii="Times New Roman" w:hAnsi="Times New Roman"/>
+                <w:b w:val="0"/>
+                <w:i w:val="0"/>
+                <w:color w:val="0F172A"/>
+                <w:sz w:val="19"/>
+              </w:rPr>
+              <w:t>; extracts domain skills; estimates work experience; maps academic qualifications; calculates TF-IDF cosine similarity; generates weighted Suitability Score (0–100%) and recommendation.</w:t>
+            </w:r>
+          </w:p>
+        </w:tc>
+        <w:tc>
+          <w:tcPr>
+            <w:tcW w:type="dxa" w:w="1872"/>
+            <w:shd w:fill="F8FAFC"/>
+            <w:tcMar>
+              <w:top w:w="100" w:type="dxa"/>
+              <w:bottom w:w="100" w:type="dxa"/>
+              <w:left w:w="140" w:type="dxa"/>
+              <w:right w:w="140" w:type="dxa"/>
+            </w:tcMar>
+          </w:tcPr>
+          <w:p>
+            <w:pPr>
+              <w:spacing w:after="0"/>
+              <w:jc w:val="left"/>
+            </w:pPr>
+            <w:r>
+              <w:rPr>
+                <w:rFonts w:ascii="Times New Roman" w:hAnsi="Times New Roman"/>
+                <w:b w:val="0"/>
+                <w:i w:val="0"/>
+                <w:color w:val="0F172A"/>
+                <w:sz w:val="19"/>
+              </w:rPr>
+              <w:t xml:space="preserve">Populates </w:t>
+            </w:r>
+            <w:r>
+              <w:rPr>
+                <w:rFonts w:ascii="Consolas" w:hAnsi="Consolas"/>
+                <w:b w:val="0"/>
+                <w:i w:val="0"/>
+                <w:color w:val="BE185D"/>
+                <w:sz w:val="17"/>
+              </w:rPr>
+              <w:t>suitabilityScore</w:t>
+            </w:r>
+            <w:r>
+              <w:rPr>
+                <w:rFonts w:ascii="Times New Roman" w:hAnsi="Times New Roman"/>
+                <w:b w:val="0"/>
+                <w:i w:val="0"/>
+                <w:color w:val="0F172A"/>
+                <w:sz w:val="19"/>
+              </w:rPr>
+              <w:t xml:space="preserve">, </w:t>
+            </w:r>
+            <w:r>
+              <w:rPr>
+                <w:rFonts w:ascii="Consolas" w:hAnsi="Consolas"/>
+                <w:b w:val="0"/>
+                <w:i w:val="0"/>
+                <w:color w:val="BE185D"/>
+                <w:sz w:val="17"/>
+              </w:rPr>
+              <w:t>recommendation</w:t>
+            </w:r>
+            <w:r>
+              <w:rPr>
+                <w:rFonts w:ascii="Times New Roman" w:hAnsi="Times New Roman"/>
+                <w:b w:val="0"/>
+                <w:i w:val="0"/>
+                <w:color w:val="0F172A"/>
+                <w:sz w:val="19"/>
+              </w:rPr>
+              <w:t xml:space="preserve">, and </w:t>
+            </w:r>
+            <w:r>
+              <w:rPr>
+                <w:rFonts w:ascii="Consolas" w:hAnsi="Consolas"/>
+                <w:b w:val="0"/>
+                <w:i w:val="0"/>
+                <w:color w:val="BE185D"/>
+                <w:sz w:val="17"/>
+              </w:rPr>
+              <w:t>matchDetails</w:t>
+            </w:r>
+            <w:r>
+              <w:rPr>
+                <w:rFonts w:ascii="Times New Roman" w:hAnsi="Times New Roman"/>
+                <w:b w:val="0"/>
+                <w:i w:val="0"/>
+                <w:color w:val="0F172A"/>
+                <w:sz w:val="19"/>
+              </w:rPr>
+              <w:t xml:space="preserve"> in </w:t>
+            </w:r>
+            <w:r>
+              <w:rPr>
+                <w:rFonts w:ascii="Consolas" w:hAnsi="Consolas"/>
+                <w:b w:val="0"/>
+                <w:i w:val="0"/>
+                <w:color w:val="BE185D"/>
+                <w:sz w:val="17"/>
+              </w:rPr>
+              <w:t>JobApplication</w:t>
+            </w:r>
+            <w:r>
+              <w:rPr>
+                <w:rFonts w:ascii="Times New Roman" w:hAnsi="Times New Roman"/>
+                <w:b w:val="0"/>
+                <w:i w:val="0"/>
+                <w:color w:val="0F172A"/>
+                <w:sz w:val="19"/>
+              </w:rPr>
+              <w:t>.</w:t>
+            </w:r>
+          </w:p>
+        </w:tc>
+      </w:tr>
+      <w:tr>
+        <w:tc>
+          <w:tcPr>
+            <w:tcW w:type="dxa" w:w="1872"/>
+            <w:shd w:fill="FFFFFF"/>
+            <w:tcMar>
+              <w:top w:w="100" w:type="dxa"/>
+              <w:bottom w:w="100" w:type="dxa"/>
+              <w:left w:w="140" w:type="dxa"/>
+              <w:right w:w="140" w:type="dxa"/>
+            </w:tcMar>
+          </w:tcPr>
+          <w:p>
+            <w:pPr>
+              <w:spacing w:after="0"/>
+              <w:jc w:val="left"/>
+            </w:pPr>
+            <w:r>
+              <w:rPr>
+                <w:rFonts w:ascii="Times New Roman" w:hAnsi="Times New Roman"/>
+                <w:b/>
+                <w:i w:val="0"/>
+                <w:color w:val="0F172A"/>
+                <w:sz w:val="19"/>
+              </w:rPr>
+              <w:t>FR-17</w:t>
+            </w:r>
+          </w:p>
+        </w:tc>
+        <w:tc>
+          <w:tcPr>
+            <w:tcW w:type="dxa" w:w="1872"/>
+            <w:shd w:fill="FFFFFF"/>
+            <w:tcMar>
+              <w:top w:w="100" w:type="dxa"/>
+              <w:bottom w:w="100" w:type="dxa"/>
+              <w:left w:w="140" w:type="dxa"/>
+              <w:right w:w="140" w:type="dxa"/>
+            </w:tcMar>
+          </w:tcPr>
+          <w:p>
+            <w:pPr>
+              <w:spacing w:after="0"/>
+              <w:jc w:val="left"/>
+            </w:pPr>
+            <w:r>
+              <w:rPr>
+                <w:rFonts w:ascii="Times New Roman" w:hAnsi="Times New Roman"/>
+                <w:b w:val="0"/>
+                <w:i w:val="0"/>
+                <w:color w:val="0F172A"/>
+                <w:sz w:val="19"/>
+              </w:rPr>
+              <w:t>Recruiter Candidate Triage &amp; Match Inspection</w:t>
+            </w:r>
+          </w:p>
+        </w:tc>
+        <w:tc>
+          <w:tcPr>
+            <w:tcW w:type="dxa" w:w="1872"/>
+            <w:shd w:fill="FFFFFF"/>
+            <w:tcMar>
+              <w:top w:w="100" w:type="dxa"/>
+              <w:bottom w:w="100" w:type="dxa"/>
+              <w:left w:w="140" w:type="dxa"/>
+              <w:right w:w="140" w:type="dxa"/>
+            </w:tcMar>
+          </w:tcPr>
+          <w:p>
+            <w:pPr>
+              <w:spacing w:after="0"/>
+              <w:jc w:val="left"/>
+            </w:pPr>
+            <w:r>
+              <w:rPr>
+                <w:rFonts w:ascii="Times New Roman" w:hAnsi="Times New Roman"/>
+                <w:b w:val="0"/>
+                <w:i w:val="0"/>
+                <w:color w:val="0F172A"/>
+                <w:sz w:val="19"/>
+              </w:rPr>
+              <w:t xml:space="preserve">Recruiter </w:t>
+            </w:r>
+            <w:r>
+              <w:rPr>
+                <w:rFonts w:ascii="Consolas" w:hAnsi="Consolas"/>
+                <w:b w:val="0"/>
+                <w:i w:val="0"/>
+                <w:color w:val="BE185D"/>
+                <w:sz w:val="17"/>
+              </w:rPr>
+              <w:t>companyToken</w:t>
+            </w:r>
+            <w:r>
+              <w:rPr>
+                <w:rFonts w:ascii="Times New Roman" w:hAnsi="Times New Roman"/>
+                <w:b w:val="0"/>
+                <w:i w:val="0"/>
+                <w:color w:val="0F172A"/>
+                <w:sz w:val="19"/>
+              </w:rPr>
+              <w:t xml:space="preserve"> &amp; Application ID.</w:t>
+            </w:r>
+          </w:p>
+        </w:tc>
+        <w:tc>
+          <w:tcPr>
+            <w:tcW w:type="dxa" w:w="1872"/>
+            <w:shd w:fill="FFFFFF"/>
+            <w:tcMar>
+              <w:top w:w="100" w:type="dxa"/>
+              <w:bottom w:w="100" w:type="dxa"/>
+              <w:left w:w="140" w:type="dxa"/>
+              <w:right w:w="140" w:type="dxa"/>
+            </w:tcMar>
+          </w:tcPr>
+          <w:p>
+            <w:pPr>
+              <w:spacing w:after="0"/>
+              <w:jc w:val="left"/>
+            </w:pPr>
+            <w:r>
+              <w:rPr>
+                <w:rFonts w:ascii="Times New Roman" w:hAnsi="Times New Roman"/>
+                <w:b w:val="0"/>
+                <w:i w:val="0"/>
+                <w:color w:val="0F172A"/>
+                <w:sz w:val="19"/>
+              </w:rPr>
+              <w:t>Renders KPI analytics cards; provides dynamic score sorting &amp; recommendation filtering; exposes detailed match breakdown modal with matched/missing skills chips and score gauge.</w:t>
+            </w:r>
+          </w:p>
+        </w:tc>
+        <w:tc>
+          <w:tcPr>
+            <w:tcW w:type="dxa" w:w="1872"/>
+            <w:shd w:fill="FFFFFF"/>
+            <w:tcMar>
+              <w:top w:w="100" w:type="dxa"/>
+              <w:bottom w:w="100" w:type="dxa"/>
+              <w:left w:w="140" w:type="dxa"/>
+              <w:right w:w="140" w:type="dxa"/>
+            </w:tcMar>
+          </w:tcPr>
+          <w:p>
+            <w:pPr>
+              <w:spacing w:after="0"/>
+              <w:jc w:val="left"/>
+            </w:pPr>
+            <w:r>
+              <w:rPr>
+                <w:rFonts w:ascii="Times New Roman" w:hAnsi="Times New Roman"/>
+                <w:b w:val="0"/>
+                <w:i w:val="0"/>
+                <w:color w:val="0F172A"/>
+                <w:sz w:val="19"/>
+              </w:rPr>
+              <w:t>Displays interactive screening analysis modal with shortlisting action buttons.</w:t>
+            </w:r>
+          </w:p>
+        </w:tc>
+      </w:tr>
     </w:tbl>
     <w:p>
       <w:pPr>
@@ -15010,6 +16251,107 @@
           <w:sz w:val="24"/>
         </w:rPr>
         <w:t>, the database updates immediately and the UI status badge reflects the new state.</w:t>
+      </w:r>
+    </w:p>
+    <w:p>
+      <w:pPr>
+        <w:pStyle w:val="ListBullet"/>
+        <w:spacing w:after="80" w:line="276" w:lineRule="auto"/>
+        <w:jc w:val="both"/>
+      </w:pPr>
+      <w:r>
+        <w:rPr>
+          <w:rFonts w:ascii="Times New Roman" w:hAnsi="Times New Roman"/>
+          <w:b/>
+          <w:i w:val="0"/>
+          <w:color w:val="0F172A"/>
+          <w:sz w:val="24"/>
+        </w:rPr>
+        <w:t>US-6: Recruiter Automated Screening &amp; Candidate Shortlisting</w:t>
+      </w:r>
+      <w:r>
+        <w:rPr>
+          <w:rFonts w:ascii="Times New Roman" w:hAnsi="Times New Roman"/>
+          <w:b w:val="0"/>
+          <w:i w:val="0"/>
+          <w:color w:val="0F172A"/>
+          <w:sz w:val="24"/>
+        </w:rPr>
+        <w:t>:</w:t>
+      </w:r>
+    </w:p>
+    <w:p>
+      <w:pPr>
+        <w:pStyle w:val="ListBullet"/>
+        <w:spacing w:after="80" w:line="276" w:lineRule="auto"/>
+        <w:jc w:val="both"/>
+      </w:pPr>
+      <w:r>
+        <w:rPr>
+          <w:rFonts w:ascii="Times New Roman" w:hAnsi="Times New Roman"/>
+          <w:b w:val="0"/>
+          <w:i/>
+          <w:color w:val="0F172A"/>
+          <w:sz w:val="24"/>
+        </w:rPr>
+        <w:t>User Story</w:t>
+      </w:r>
+      <w:r>
+        <w:rPr>
+          <w:rFonts w:ascii="Times New Roman" w:hAnsi="Times New Roman"/>
+          <w:b w:val="0"/>
+          <w:i w:val="0"/>
+          <w:color w:val="0F172A"/>
+          <w:sz w:val="24"/>
+        </w:rPr>
+        <w:t>: As a Corporate Recruiter, I want the system to automatically analyze candidate resumes against job descriptions and generate suitability scores and shortlist recommendations so that I can immediately identify the most qualified candidates without reading every resume manually.</w:t>
+      </w:r>
+    </w:p>
+    <w:p>
+      <w:pPr>
+        <w:pStyle w:val="ListBullet"/>
+        <w:spacing w:after="80" w:line="276" w:lineRule="auto"/>
+        <w:jc w:val="both"/>
+      </w:pPr>
+      <w:r>
+        <w:rPr>
+          <w:rFonts w:ascii="Times New Roman" w:hAnsi="Times New Roman"/>
+          <w:b w:val="0"/>
+          <w:i/>
+          <w:color w:val="0F172A"/>
+          <w:sz w:val="24"/>
+        </w:rPr>
+        <w:t>Acceptance Criteria</w:t>
+      </w:r>
+      <w:r>
+        <w:rPr>
+          <w:rFonts w:ascii="Times New Roman" w:hAnsi="Times New Roman"/>
+          <w:b w:val="0"/>
+          <w:i w:val="0"/>
+          <w:color w:val="0F172A"/>
+          <w:sz w:val="24"/>
+        </w:rPr>
+        <w:t xml:space="preserve">: When candidates submit applications, the system computes an automated Suitability Score (0-100%) and recommendation badge ('Highly Recommended', 'Recommended', 'Consider', 'Low Match') visible in </w:t>
+      </w:r>
+      <w:r>
+        <w:rPr>
+          <w:rFonts w:ascii="Consolas" w:hAnsi="Consolas"/>
+          <w:b w:val="0"/>
+          <w:i w:val="0"/>
+          <w:color w:val="BE185D"/>
+          <w:sz w:val="22"/>
+        </w:rPr>
+        <w:t>ViewApplications.jsx</w:t>
+      </w:r>
+      <w:r>
+        <w:rPr>
+          <w:rFonts w:ascii="Times New Roman" w:hAnsi="Times New Roman"/>
+          <w:b w:val="0"/>
+          <w:i w:val="0"/>
+          <w:color w:val="0F172A"/>
+          <w:sz w:val="24"/>
+        </w:rPr>
+        <w:t>, with an interactive breakdown modal detailing matched skills, missing skills, detected education, and experience.</w:t>
       </w:r>
     </w:p>
     <w:p>
@@ -15745,6 +17087,8 @@
               <w:t xml:space="preserve">        +String password</w:t>
               <w:br/>
               <w:t xml:space="preserve">        +String resume</w:t>
+              <w:br/>
+              <w:t xml:space="preserve">        +String resumeText</w:t>
               <w:br/>
               <w:t xml:space="preserve">        +String image</w:t>
               <w:br/>
@@ -15825,11 +17169,40 @@
               <w:br/>
               <w:t xml:space="preserve">        +String status</w:t>
               <w:br/>
+              <w:t xml:space="preserve">        +Number suitabilityScore</w:t>
+              <w:br/>
+              <w:t xml:space="preserve">        +String recommendation</w:t>
+              <w:br/>
+              <w:t xml:space="preserve">        +Object matchDetails</w:t>
+              <w:br/>
               <w:t xml:space="preserve">        +Number date</w:t>
               <w:br/>
               <w:t xml:space="preserve">        +submitApplication()</w:t>
               <w:br/>
+              <w:t xml:space="preserve">        +evaluateScreening()</w:t>
+              <w:br/>
               <w:t xml:space="preserve">        +updateStatus()</w:t>
+              <w:br/>
+              <w:t xml:space="preserve">    }</w:t>
+              <w:br/>
+              <w:br/>
+              <w:t xml:space="preserve">    class SystemAdministrator {</w:t>
+              <w:br/>
+              <w:t xml:space="preserve">        +String adminEmail</w:t>
+              <w:br/>
+              <w:t xml:space="preserve">        +String adminPassword</w:t>
+              <w:br/>
+              <w:t xml:space="preserve">        +String token</w:t>
+              <w:br/>
+              <w:t xml:space="preserve">        +adminLogin()</w:t>
+              <w:br/>
+              <w:t xml:space="preserve">        +getDashboardStats()</w:t>
+              <w:br/>
+              <w:t xml:space="preserve">        +adminResetPassword()</w:t>
+              <w:br/>
+              <w:t xml:space="preserve">        +sendAdminEmail()</w:t>
+              <w:br/>
+              <w:t xml:space="preserve">        +performDatabaseMaintenance()</w:t>
               <w:br/>
               <w:t xml:space="preserve">    }</w:t>
               <w:br/>
@@ -15841,6 +17214,12 @@
               <w:t xml:space="preserve">    Company "1" -- "*" JobApplication : reviews &gt;</w:t>
               <w:br/>
               <w:t xml:space="preserve">    Job "1" -- "*" JobApplication : receives &gt;</w:t>
+              <w:br/>
+              <w:t xml:space="preserve">    SystemAdministrator "1" -- "*" User : manages &amp; resets password &gt;</w:t>
+              <w:br/>
+              <w:t xml:space="preserve">    SystemAdministrator "1" -- "*" Company : manages &amp; resets password &gt;</w:t>
+              <w:br/>
+              <w:t xml:space="preserve">    SystemAdministrator "1" -- "*" Job : moderates &gt;</w:t>
             </w:r>
           </w:p>
         </w:tc>
@@ -15865,7 +17244,7 @@
           <w:color w:val="334155"/>
           <w:sz w:val="24"/>
         </w:rPr>
-        <w:t>4.5.3 Sequence Diagrams</w:t>
+        <w:t>4.5.3 Algorithmic Flowchart — Automated Resume Screening &amp; Job Matching</w:t>
       </w:r>
     </w:p>
     <w:p>
@@ -15881,7 +17260,7 @@
           <w:color w:val="0F172A"/>
           <w:sz w:val="24"/>
         </w:rPr>
-        <w:t>Figure 4.3 illustrates the end-to-end execution sequence when a candidate applies for a job and a recruiter updates the status:</w:t>
+        <w:t>Figure 4.3 presents the algorithmic processing pipeline executed when an applicant applies for a vacancy or when a recruiter triggers a re-screening:</w:t>
       </w:r>
     </w:p>
     <w:tbl>
@@ -15923,6 +17302,145 @@
                 <w:color w:val="1E293B"/>
                 <w:sz w:val="18"/>
               </w:rPr>
+              <w:t>graph TD</w:t>
+              <w:br/>
+              <w:t xml:space="preserve">    Start(["Candidate Submits Job Application"]) --&gt; FetchDoc["Extract Resume Text (pdf-parse / Cached resumeText)"]</w:t>
+              <w:br/>
+              <w:t xml:space="preserve">    FetchDoc --&gt; Tokenize["Tokenize &amp; Sanitize Resume and Job Text"]</w:t>
+              <w:br/>
+              <w:t xml:space="preserve">    </w:t>
+              <w:br/>
+              <w:t xml:space="preserve">    subgraph MultiCriteriaEvaluation ["Multi-Criteria Compatibility Evaluation"]</w:t>
+              <w:br/>
+              <w:t xml:space="preserve">        Tokenize --&gt; SkillAnalysis["Skills Taxonomy Matching (40% Weight)&lt;br/&gt;Detect Matched vs Missing Competencies"]</w:t>
+              <w:br/>
+              <w:t xml:space="preserve">        Tokenize --&gt; ExpAnalysis["Experience Duration Estimation (25% Weight)&lt;br/&gt;Regex Detection vs Seniority Level Threshold"]</w:t>
+              <w:br/>
+              <w:t xml:space="preserve">        Tokenize --&gt; EduAnalysis["Education Level Mapping (15% Weight)&lt;br/&gt;Hierarchy: Ph.D &gt; M.Sc &gt; B.Sc &gt; Diploma"]</w:t>
+              <w:br/>
+              <w:t xml:space="preserve">        Tokenize --&gt; CosineAnalysis["Semantic TF-IDF Cosine Similarity (20% Weight)&lt;br/&gt;Vector Space Model Vocabulary Overlap"]</w:t>
+              <w:br/>
+              <w:t xml:space="preserve">    end</w:t>
+              <w:br/>
+              <w:t xml:space="preserve">    </w:t>
+              <w:br/>
+              <w:t xml:space="preserve">    SkillAnalysis --&gt; Composite["Compute Weighted Composite Suitability Score (0 - 100%)"]</w:t>
+              <w:br/>
+              <w:t xml:space="preserve">    ExpAnalysis --&gt; Composite</w:t>
+              <w:br/>
+              <w:t xml:space="preserve">    EduAnalysis --&gt; Composite</w:t>
+              <w:br/>
+              <w:t xml:space="preserve">    CosineAnalysis --&gt; Composite</w:t>
+              <w:br/>
+              <w:t xml:space="preserve">    </w:t>
+              <w:br/>
+              <w:t xml:space="preserve">    Composite --&gt; Classify{"Score Threshold Classification"}</w:t>
+              <w:br/>
+              <w:t xml:space="preserve">    Classify --&gt;|Score &gt;= 80%| S1["Highly Recommended (Priority Shortlist)"]</w:t>
+              <w:br/>
+              <w:t xml:space="preserve">    Classify --&gt;|65% &lt;= Score &lt; 80%| S2["Recommended (Suitable for Pipeline)"]</w:t>
+              <w:br/>
+              <w:t xml:space="preserve">    Classify --&gt;|50% &lt;= Score &lt; 65%| S3["Consider (Review Needed)"]</w:t>
+              <w:br/>
+              <w:t xml:space="preserve">    Classify --&gt;|Score &lt; 50%| S4["Low Match (Below Core Requirements)"]</w:t>
+              <w:br/>
+              <w:t xml:space="preserve">    </w:t>
+              <w:br/>
+              <w:t xml:space="preserve">    S1 --&gt; Persist["Save JobApplication Document with suitabilityScore, recommendation &amp; matchDetails"]</w:t>
+              <w:br/>
+              <w:t xml:space="preserve">    S2 --&gt; Persist</w:t>
+              <w:br/>
+              <w:t xml:space="preserve">    S3 --&gt; Persist</w:t>
+              <w:br/>
+              <w:t xml:space="preserve">    S4 --&gt; Persist</w:t>
+              <w:br/>
+              <w:t xml:space="preserve">    </w:t>
+              <w:br/>
+              <w:t xml:space="preserve">    Persist --&gt; Dashboard["Recruiter Dashboard: Render KPI Metrics, Score Badges &amp; Match Breakdown Modal"]</w:t>
+              <w:br/>
+              <w:t xml:space="preserve">    Dashboard --&gt; EndNode(["Recruiter Decides: One-Click Shortlist / Accept or Reject"])</w:t>
+            </w:r>
+          </w:p>
+        </w:tc>
+      </w:tr>
+    </w:tbl>
+    <w:p>
+      <w:pPr>
+        <w:spacing w:after="120"/>
+      </w:pPr>
+    </w:p>
+    <w:p>
+      <w:pPr>
+        <w:keepNext/>
+        <w:spacing w:before="280" w:after="120"/>
+        <w:jc w:val="left"/>
+      </w:pPr>
+      <w:r>
+        <w:rPr>
+          <w:rFonts w:ascii="Arial" w:hAnsi="Arial"/>
+          <w:b/>
+          <w:i w:val="0"/>
+          <w:color w:val="334155"/>
+          <w:sz w:val="24"/>
+        </w:rPr>
+        <w:t>4.5.4 Sequence Diagrams</w:t>
+      </w:r>
+    </w:p>
+    <w:p>
+      <w:pPr>
+        <w:spacing w:after="120" w:line="300" w:lineRule="auto"/>
+        <w:jc w:val="both"/>
+      </w:pPr>
+      <w:r>
+        <w:rPr>
+          <w:rFonts w:ascii="Times New Roman" w:hAnsi="Times New Roman"/>
+          <w:b w:val="0"/>
+          <w:i w:val="0"/>
+          <w:color w:val="0F172A"/>
+          <w:sz w:val="24"/>
+        </w:rPr>
+        <w:t>Figure 4.4 illustrates the end-to-end execution sequence when a candidate applies for a job and a recruiter reviews the automated screening results:</w:t>
+      </w:r>
+    </w:p>
+    <w:tbl>
+      <w:tblPr>
+        <w:tblW w:type="auto" w:w="0"/>
+        <w:jc w:val="center"/>
+        <w:tblLook w:firstColumn="1" w:firstRow="1" w:lastColumn="0" w:lastRow="0" w:noHBand="0" w:noVBand="1" w:val="04A0"/>
+        <w:tblBorders>
+          <w:top w:val="single" w:sz="6" w:space="0" w:color="CBD5E1"/>
+          <w:bottom w:val="single" w:sz="6" w:space="0" w:color="CBD5E1"/>
+          <w:left w:val="single" w:sz="6" w:space="0" w:color="CBD5E1"/>
+          <w:right w:val="single" w:sz="6" w:space="0" w:color="CBD5E1"/>
+          <w:insideH w:val="single" w:sz="6" w:space="0" w:color="CBD5E1"/>
+          <w:insideV w:val="single" w:sz="6" w:space="0" w:color="CBD5E1"/>
+        </w:tblBorders>
+      </w:tblPr>
+      <w:tblGrid>
+        <w:gridCol w:w="9360"/>
+      </w:tblGrid>
+      <w:tr>
+        <w:tc>
+          <w:tcPr>
+            <w:tcW w:type="dxa" w:w="9360"/>
+            <w:shd w:fill="F1F5F9"/>
+            <w:tcMar>
+              <w:top w:w="140" w:type="dxa"/>
+              <w:bottom w:w="140" w:type="dxa"/>
+              <w:left w:w="180" w:type="dxa"/>
+              <w:right w:w="180" w:type="dxa"/>
+            </w:tcMar>
+          </w:tcPr>
+          <w:p>
+            <w:pPr>
+              <w:spacing w:before="0" w:after="0" w:line="252" w:lineRule="auto"/>
+            </w:pPr>
+            <w:r>
+              <w:rPr>
+                <w:rFonts w:ascii="Consolas" w:hAnsi="Consolas"/>
+                <w:color w:val="1E293B"/>
+                <w:sz w:val="18"/>
+              </w:rPr>
               <w:t>sequenceDiagram</w:t>
               <w:br/>
               <w:t xml:space="preserve">    autonumber</w:t>
@@ -15932,6 +17450,8 @@
               <w:t xml:space="preserve">    participant Client as React SPA Client</w:t>
               <w:br/>
               <w:t xml:space="preserve">    participant Server as Express REST API</w:t>
+              <w:br/>
+              <w:t xml:space="preserve">    participant Screening as Screening Engine (resumeScreening.js)</w:t>
               <w:br/>
               <w:t xml:space="preserve">    participant DB as MongoDB Atlas</w:t>
               <w:br/>
@@ -15946,39 +17466,49 @@
               <w:br/>
               <w:t xml:space="preserve">    DB--&gt;&gt;Server: Return null (No duplicate)</w:t>
               <w:br/>
-              <w:t xml:space="preserve">    Server-&gt;&gt;DB: Save new JobApplication (status: 'Pending')</w:t>
+              <w:t xml:space="preserve">    Server-&gt;&gt;Screening: evaluateResumeAgainstJob(resumeText, jobData)</w:t>
+              <w:br/>
+              <w:t xml:space="preserve">    Note over Screening: Evaluates skills, experience, education, TF-IDF cosine similarity</w:t>
+              <w:br/>
+              <w:t xml:space="preserve">    Screening--&gt;&gt;Server: { suitabilityScore, recommendation, matchDetails }</w:t>
+              <w:br/>
+              <w:t xml:space="preserve">    Server-&gt;&gt;DB: Save JobApplication (status: 'Pending', suitabilityScore, recommendation, matchDetails)</w:t>
               <w:br/>
               <w:t xml:space="preserve">    DB--&gt;&gt;Server: Saved JobApplication Document</w:t>
               <w:br/>
-              <w:t xml:space="preserve">    Server--&gt;&gt;Client: 200 OK { success: true, message: "Applied Successfully" }</w:t>
+              <w:t xml:space="preserve">    Server--&gt;&gt;Client: 200 OK { success: true, suitabilityScore, recommendation }</w:t>
               <w:br/>
-              <w:t xml:space="preserve">    Client--&gt;&gt;Candidate: Display Success Toast Notification</w:t>
+              <w:t xml:space="preserve">    Client--&gt;&gt;Candidate: Display Success Toast &amp; Match Compatibility</w:t>
               <w:br/>
               <w:br/>
-              <w:t xml:space="preserve">    Recruiter-&gt;&gt;Client: Open 'View Applications' Page</w:t>
+              <w:t xml:space="preserve">    Recruiter-&gt;&gt;Client: Open 'View Applications' Dashboard</w:t>
               <w:br/>
               <w:t xml:space="preserve">    Client-&gt;&gt;Server: GET /api/company/applicants (companyToken)</w:t>
               <w:br/>
               <w:t xml:space="preserve">    Server-&gt;&gt;DB: Find JobApplications by companyId + Populate User/Job</w:t>
               <w:br/>
-              <w:t xml:space="preserve">    DB--&gt;&gt;Server: Array of Applicant Documents</w:t>
+              <w:t xml:space="preserve">    DB--&gt;&gt;Server: Array of Applicant Documents with Screening Metrics</w:t>
               <w:br/>
               <w:t xml:space="preserve">    Server--&gt;&gt;Client: 200 OK { success: true, applications }</w:t>
               <w:br/>
-              <w:t xml:space="preserve">    Client--&gt;&gt;Recruiter: Render Applicant Table</w:t>
+              <w:t xml:space="preserve">    Client--&gt;&gt;Recruiter: Render KPI Summary Cards, Suitability Badges &amp; Filter Options</w:t>
               <w:br/>
               <w:br/>
-              <w:t xml:space="preserve">    Recruiter-&gt;&gt;Client: Select Action ('Accepted' / 'Rejected')</w:t>
+              <w:t xml:space="preserve">    Recruiter-&gt;&gt;Client: Click 'View Match Breakdown'</w:t>
               <w:br/>
-              <w:t xml:space="preserve">    Client-&gt;&gt;Server: POST /api/company/change-status (id, status)</w:t>
+              <w:t xml:space="preserve">    Client--&gt;&gt;Recruiter: Render Screening Modal (Radial Meter, Matched Skills, Experience, Summary)</w:t>
+              <w:br/>
+              <w:t xml:space="preserve">    Recruiter-&gt;&gt;Client: Click 'Shortlist / Accept'</w:t>
+              <w:br/>
+              <w:t xml:space="preserve">    Client-&gt;&gt;Server: POST /api/company/change-status (id, 'Accepted')</w:t>
               <w:br/>
               <w:t xml:space="preserve">    Server-&gt;&gt;DB: FindByIdAndUpdate JobApplication status</w:t>
               <w:br/>
               <w:t xml:space="preserve">    DB--&gt;&gt;Server: Updated Document</w:t>
               <w:br/>
-              <w:t xml:space="preserve">    Server--&gt;&gt;Client: 200 OK { success: true, message: "Status Updated" }</w:t>
+              <w:t xml:space="preserve">    Server--&gt;&gt;Client: 200 OK { success: true, message: "Status Changed" }</w:t>
               <w:br/>
-              <w:t xml:space="preserve">    Client--&gt;&gt;Recruiter: Update Table Row Status Badge</w:t>
+              <w:t xml:space="preserve">    Client--&gt;&gt;Recruiter: Update Table Row Badge to 'Accepted'</w:t>
             </w:r>
           </w:p>
         </w:tc>
@@ -16974,7 +18504,7 @@
                 <w:color w:val="BE185D"/>
                 <w:sz w:val="17"/>
               </w:rPr>
-              <w:t>image</w:t>
+              <w:t>resumeText</w:t>
             </w:r>
           </w:p>
         </w:tc>
@@ -17086,7 +18616,7 @@
                 <w:color w:val="0F172A"/>
                 <w:sz w:val="19"/>
               </w:rPr>
-              <w:t>Cloudinary profile image CDN URL</w:t>
+              <w:t>Cached sanitized plaintext extracted from PDF resume for instant matching</w:t>
             </w:r>
           </w:p>
         </w:tc>
@@ -17116,7 +18646,7 @@
                 <w:color w:val="BE185D"/>
                 <w:sz w:val="17"/>
               </w:rPr>
-              <w:t>resetOtp</w:t>
+              <w:t>image</w:t>
             </w:r>
           </w:p>
         </w:tc>
@@ -17228,7 +18758,7 @@
                 <w:color w:val="0F172A"/>
                 <w:sz w:val="19"/>
               </w:rPr>
-              <w:t>6-digit password reset OTP code</w:t>
+              <w:t>Cloudinary profile image CDN URL</w:t>
             </w:r>
           </w:p>
         </w:tc>
@@ -17258,7 +18788,7 @@
                 <w:color w:val="BE185D"/>
                 <w:sz w:val="17"/>
               </w:rPr>
-              <w:t>resetOtpExpire</w:t>
+              <w:t>resetOtp</w:t>
             </w:r>
           </w:p>
         </w:tc>
@@ -17286,7 +18816,7 @@
                 <w:color w:val="0F172A"/>
                 <w:sz w:val="19"/>
               </w:rPr>
-              <w:t>Number</w:t>
+              <w:t>String</w:t>
             </w:r>
           </w:p>
         </w:tc>
@@ -17342,7 +18872,7 @@
                 <w:color w:val="BE185D"/>
                 <w:sz w:val="17"/>
               </w:rPr>
-              <w:t>0</w:t>
+              <w:t>''</w:t>
             </w:r>
           </w:p>
         </w:tc>
@@ -17350,6 +18880,148 @@
           <w:tcPr>
             <w:tcW w:type="dxa" w:w="1872"/>
             <w:shd w:fill="F8FAFC"/>
+            <w:tcMar>
+              <w:top w:w="100" w:type="dxa"/>
+              <w:bottom w:w="100" w:type="dxa"/>
+              <w:left w:w="140" w:type="dxa"/>
+              <w:right w:w="140" w:type="dxa"/>
+            </w:tcMar>
+          </w:tcPr>
+          <w:p>
+            <w:pPr>
+              <w:spacing w:after="0"/>
+              <w:jc w:val="left"/>
+            </w:pPr>
+            <w:r>
+              <w:rPr>
+                <w:rFonts w:ascii="Times New Roman" w:hAnsi="Times New Roman"/>
+                <w:b w:val="0"/>
+                <w:i w:val="0"/>
+                <w:color w:val="0F172A"/>
+                <w:sz w:val="19"/>
+              </w:rPr>
+              <w:t>6-digit password reset OTP code</w:t>
+            </w:r>
+          </w:p>
+        </w:tc>
+      </w:tr>
+      <w:tr>
+        <w:tc>
+          <w:tcPr>
+            <w:tcW w:type="dxa" w:w="1872"/>
+            <w:shd w:fill="FFFFFF"/>
+            <w:tcMar>
+              <w:top w:w="100" w:type="dxa"/>
+              <w:bottom w:w="100" w:type="dxa"/>
+              <w:left w:w="140" w:type="dxa"/>
+              <w:right w:w="140" w:type="dxa"/>
+            </w:tcMar>
+          </w:tcPr>
+          <w:p>
+            <w:pPr>
+              <w:spacing w:after="0"/>
+              <w:jc w:val="left"/>
+            </w:pPr>
+            <w:r>
+              <w:rPr>
+                <w:rFonts w:ascii="Consolas" w:hAnsi="Consolas"/>
+                <w:b w:val="0"/>
+                <w:i w:val="0"/>
+                <w:color w:val="BE185D"/>
+                <w:sz w:val="17"/>
+              </w:rPr>
+              <w:t>resetOtpExpire</w:t>
+            </w:r>
+          </w:p>
+        </w:tc>
+        <w:tc>
+          <w:tcPr>
+            <w:tcW w:type="dxa" w:w="1872"/>
+            <w:shd w:fill="FFFFFF"/>
+            <w:tcMar>
+              <w:top w:w="100" w:type="dxa"/>
+              <w:bottom w:w="100" w:type="dxa"/>
+              <w:left w:w="140" w:type="dxa"/>
+              <w:right w:w="140" w:type="dxa"/>
+            </w:tcMar>
+          </w:tcPr>
+          <w:p>
+            <w:pPr>
+              <w:spacing w:after="0"/>
+              <w:jc w:val="left"/>
+            </w:pPr>
+            <w:r>
+              <w:rPr>
+                <w:rFonts w:ascii="Times New Roman" w:hAnsi="Times New Roman"/>
+                <w:b w:val="0"/>
+                <w:i w:val="0"/>
+                <w:color w:val="0F172A"/>
+                <w:sz w:val="19"/>
+              </w:rPr>
+              <w:t>Number</w:t>
+            </w:r>
+          </w:p>
+        </w:tc>
+        <w:tc>
+          <w:tcPr>
+            <w:tcW w:type="dxa" w:w="1872"/>
+            <w:shd w:fill="FFFFFF"/>
+            <w:tcMar>
+              <w:top w:w="100" w:type="dxa"/>
+              <w:bottom w:w="100" w:type="dxa"/>
+              <w:left w:w="140" w:type="dxa"/>
+              <w:right w:w="140" w:type="dxa"/>
+            </w:tcMar>
+          </w:tcPr>
+          <w:p>
+            <w:pPr>
+              <w:spacing w:after="0"/>
+              <w:jc w:val="left"/>
+            </w:pPr>
+            <w:r>
+              <w:rPr>
+                <w:rFonts w:ascii="Times New Roman" w:hAnsi="Times New Roman"/>
+                <w:b w:val="0"/>
+                <w:i w:val="0"/>
+                <w:color w:val="0F172A"/>
+                <w:sz w:val="19"/>
+              </w:rPr>
+              <w:t>Optional</w:t>
+            </w:r>
+          </w:p>
+        </w:tc>
+        <w:tc>
+          <w:tcPr>
+            <w:tcW w:type="dxa" w:w="1872"/>
+            <w:shd w:fill="FFFFFF"/>
+            <w:tcMar>
+              <w:top w:w="100" w:type="dxa"/>
+              <w:bottom w:w="100" w:type="dxa"/>
+              <w:left w:w="140" w:type="dxa"/>
+              <w:right w:w="140" w:type="dxa"/>
+            </w:tcMar>
+          </w:tcPr>
+          <w:p>
+            <w:pPr>
+              <w:spacing w:after="0"/>
+              <w:jc w:val="left"/>
+            </w:pPr>
+            <w:r>
+              <w:rPr>
+                <w:rFonts w:ascii="Consolas" w:hAnsi="Consolas"/>
+                <w:b w:val="0"/>
+                <w:i w:val="0"/>
+                <w:color w:val="BE185D"/>
+                <w:sz w:val="17"/>
+              </w:rPr>
+              <w:t>0</w:t>
+            </w:r>
+          </w:p>
+        </w:tc>
+        <w:tc>
+          <w:tcPr>
+            <w:tcW w:type="dxa" w:w="1872"/>
+            <w:shd w:fill="FFFFFF"/>
             <w:tcMar>
               <w:top w:w="100" w:type="dxa"/>
               <w:bottom w:w="100" w:type="dxa"/>
@@ -21252,7 +22924,7 @@
                 <w:color w:val="BE185D"/>
                 <w:sz w:val="17"/>
               </w:rPr>
-              <w:t>date</w:t>
+              <w:t>suitabilityScore</w:t>
             </w:r>
           </w:p>
         </w:tc>
@@ -21308,7 +22980,7 @@
                 <w:color w:val="0F172A"/>
                 <w:sz w:val="19"/>
               </w:rPr>
-              <w:t>Required</w:t>
+              <w:t>Optional</w:t>
             </w:r>
           </w:p>
         </w:tc>
@@ -21336,7 +23008,7 @@
                 <w:color w:val="BE185D"/>
                 <w:sz w:val="17"/>
               </w:rPr>
-              <w:t>Date.now()</w:t>
+              <w:t>0</w:t>
             </w:r>
           </w:p>
         </w:tc>
@@ -21344,6 +23016,512 @@
           <w:tcPr>
             <w:tcW w:type="dxa" w:w="1872"/>
             <w:shd w:fill="F8FAFC"/>
+            <w:tcMar>
+              <w:top w:w="100" w:type="dxa"/>
+              <w:bottom w:w="100" w:type="dxa"/>
+              <w:left w:w="140" w:type="dxa"/>
+              <w:right w:w="140" w:type="dxa"/>
+            </w:tcMar>
+          </w:tcPr>
+          <w:p>
+            <w:pPr>
+              <w:spacing w:after="0"/>
+              <w:jc w:val="left"/>
+            </w:pPr>
+            <w:r>
+              <w:rPr>
+                <w:rFonts w:ascii="Times New Roman" w:hAnsi="Times New Roman"/>
+                <w:b w:val="0"/>
+                <w:i w:val="0"/>
+                <w:color w:val="0F172A"/>
+                <w:sz w:val="19"/>
+              </w:rPr>
+              <w:t>Automated composite compatibility score (0 to 100%)</w:t>
+            </w:r>
+          </w:p>
+        </w:tc>
+      </w:tr>
+      <w:tr>
+        <w:tc>
+          <w:tcPr>
+            <w:tcW w:type="dxa" w:w="1872"/>
+            <w:shd w:fill="FFFFFF"/>
+            <w:tcMar>
+              <w:top w:w="100" w:type="dxa"/>
+              <w:bottom w:w="100" w:type="dxa"/>
+              <w:left w:w="140" w:type="dxa"/>
+              <w:right w:w="140" w:type="dxa"/>
+            </w:tcMar>
+          </w:tcPr>
+          <w:p>
+            <w:pPr>
+              <w:spacing w:after="0"/>
+              <w:jc w:val="left"/>
+            </w:pPr>
+            <w:r>
+              <w:rPr>
+                <w:rFonts w:ascii="Consolas" w:hAnsi="Consolas"/>
+                <w:b w:val="0"/>
+                <w:i w:val="0"/>
+                <w:color w:val="BE185D"/>
+                <w:sz w:val="17"/>
+              </w:rPr>
+              <w:t>recommendation</w:t>
+            </w:r>
+          </w:p>
+        </w:tc>
+        <w:tc>
+          <w:tcPr>
+            <w:tcW w:type="dxa" w:w="1872"/>
+            <w:shd w:fill="FFFFFF"/>
+            <w:tcMar>
+              <w:top w:w="100" w:type="dxa"/>
+              <w:bottom w:w="100" w:type="dxa"/>
+              <w:left w:w="140" w:type="dxa"/>
+              <w:right w:w="140" w:type="dxa"/>
+            </w:tcMar>
+          </w:tcPr>
+          <w:p>
+            <w:pPr>
+              <w:spacing w:after="0"/>
+              <w:jc w:val="left"/>
+            </w:pPr>
+            <w:r>
+              <w:rPr>
+                <w:rFonts w:ascii="Times New Roman" w:hAnsi="Times New Roman"/>
+                <w:b w:val="0"/>
+                <w:i w:val="0"/>
+                <w:color w:val="0F172A"/>
+                <w:sz w:val="19"/>
+              </w:rPr>
+              <w:t>String</w:t>
+            </w:r>
+          </w:p>
+        </w:tc>
+        <w:tc>
+          <w:tcPr>
+            <w:tcW w:type="dxa" w:w="1872"/>
+            <w:shd w:fill="FFFFFF"/>
+            <w:tcMar>
+              <w:top w:w="100" w:type="dxa"/>
+              <w:bottom w:w="100" w:type="dxa"/>
+              <w:left w:w="140" w:type="dxa"/>
+              <w:right w:w="140" w:type="dxa"/>
+            </w:tcMar>
+          </w:tcPr>
+          <w:p>
+            <w:pPr>
+              <w:spacing w:after="0"/>
+              <w:jc w:val="left"/>
+            </w:pPr>
+            <w:r>
+              <w:rPr>
+                <w:rFonts w:ascii="Times New Roman" w:hAnsi="Times New Roman"/>
+                <w:b w:val="0"/>
+                <w:i w:val="0"/>
+                <w:color w:val="0F172A"/>
+                <w:sz w:val="19"/>
+              </w:rPr>
+              <w:t>Optional</w:t>
+            </w:r>
+          </w:p>
+        </w:tc>
+        <w:tc>
+          <w:tcPr>
+            <w:tcW w:type="dxa" w:w="1872"/>
+            <w:shd w:fill="FFFFFF"/>
+            <w:tcMar>
+              <w:top w:w="100" w:type="dxa"/>
+              <w:bottom w:w="100" w:type="dxa"/>
+              <w:left w:w="140" w:type="dxa"/>
+              <w:right w:w="140" w:type="dxa"/>
+            </w:tcMar>
+          </w:tcPr>
+          <w:p>
+            <w:pPr>
+              <w:spacing w:after="0"/>
+              <w:jc w:val="left"/>
+            </w:pPr>
+            <w:r>
+              <w:rPr>
+                <w:rFonts w:ascii="Consolas" w:hAnsi="Consolas"/>
+                <w:b w:val="0"/>
+                <w:i w:val="0"/>
+                <w:color w:val="BE185D"/>
+                <w:sz w:val="17"/>
+              </w:rPr>
+              <w:t>'Pending'</w:t>
+            </w:r>
+          </w:p>
+        </w:tc>
+        <w:tc>
+          <w:tcPr>
+            <w:tcW w:type="dxa" w:w="1872"/>
+            <w:shd w:fill="FFFFFF"/>
+            <w:tcMar>
+              <w:top w:w="100" w:type="dxa"/>
+              <w:bottom w:w="100" w:type="dxa"/>
+              <w:left w:w="140" w:type="dxa"/>
+              <w:right w:w="140" w:type="dxa"/>
+            </w:tcMar>
+          </w:tcPr>
+          <w:p>
+            <w:pPr>
+              <w:spacing w:after="0"/>
+              <w:jc w:val="left"/>
+            </w:pPr>
+            <w:r>
+              <w:rPr>
+                <w:rFonts w:ascii="Times New Roman" w:hAnsi="Times New Roman"/>
+                <w:b w:val="0"/>
+                <w:i w:val="0"/>
+                <w:color w:val="0F172A"/>
+                <w:sz w:val="19"/>
+              </w:rPr>
+              <w:t>Shortlist recommendation (</w:t>
+            </w:r>
+            <w:r>
+              <w:rPr>
+                <w:rFonts w:ascii="Consolas" w:hAnsi="Consolas"/>
+                <w:b w:val="0"/>
+                <w:i w:val="0"/>
+                <w:color w:val="BE185D"/>
+                <w:sz w:val="17"/>
+              </w:rPr>
+              <w:t>Highly Recommended</w:t>
+            </w:r>
+            <w:r>
+              <w:rPr>
+                <w:rFonts w:ascii="Times New Roman" w:hAnsi="Times New Roman"/>
+                <w:b w:val="0"/>
+                <w:i w:val="0"/>
+                <w:color w:val="0F172A"/>
+                <w:sz w:val="19"/>
+              </w:rPr>
+              <w:t xml:space="preserve">, </w:t>
+            </w:r>
+            <w:r>
+              <w:rPr>
+                <w:rFonts w:ascii="Consolas" w:hAnsi="Consolas"/>
+                <w:b w:val="0"/>
+                <w:i w:val="0"/>
+                <w:color w:val="BE185D"/>
+                <w:sz w:val="17"/>
+              </w:rPr>
+              <w:t>Recommended</w:t>
+            </w:r>
+            <w:r>
+              <w:rPr>
+                <w:rFonts w:ascii="Times New Roman" w:hAnsi="Times New Roman"/>
+                <w:b w:val="0"/>
+                <w:i w:val="0"/>
+                <w:color w:val="0F172A"/>
+                <w:sz w:val="19"/>
+              </w:rPr>
+              <w:t xml:space="preserve">, </w:t>
+            </w:r>
+            <w:r>
+              <w:rPr>
+                <w:rFonts w:ascii="Consolas" w:hAnsi="Consolas"/>
+                <w:b w:val="0"/>
+                <w:i w:val="0"/>
+                <w:color w:val="BE185D"/>
+                <w:sz w:val="17"/>
+              </w:rPr>
+              <w:t>Consider</w:t>
+            </w:r>
+            <w:r>
+              <w:rPr>
+                <w:rFonts w:ascii="Times New Roman" w:hAnsi="Times New Roman"/>
+                <w:b w:val="0"/>
+                <w:i w:val="0"/>
+                <w:color w:val="0F172A"/>
+                <w:sz w:val="19"/>
+              </w:rPr>
+              <w:t xml:space="preserve">, </w:t>
+            </w:r>
+            <w:r>
+              <w:rPr>
+                <w:rFonts w:ascii="Consolas" w:hAnsi="Consolas"/>
+                <w:b w:val="0"/>
+                <w:i w:val="0"/>
+                <w:color w:val="BE185D"/>
+                <w:sz w:val="17"/>
+              </w:rPr>
+              <w:t>Low Match</w:t>
+            </w:r>
+            <w:r>
+              <w:rPr>
+                <w:rFonts w:ascii="Times New Roman" w:hAnsi="Times New Roman"/>
+                <w:b w:val="0"/>
+                <w:i w:val="0"/>
+                <w:color w:val="0F172A"/>
+                <w:sz w:val="19"/>
+              </w:rPr>
+              <w:t>)</w:t>
+            </w:r>
+          </w:p>
+        </w:tc>
+      </w:tr>
+      <w:tr>
+        <w:tc>
+          <w:tcPr>
+            <w:tcW w:type="dxa" w:w="1872"/>
+            <w:shd w:fill="F8FAFC"/>
+            <w:tcMar>
+              <w:top w:w="100" w:type="dxa"/>
+              <w:bottom w:w="100" w:type="dxa"/>
+              <w:left w:w="140" w:type="dxa"/>
+              <w:right w:w="140" w:type="dxa"/>
+            </w:tcMar>
+          </w:tcPr>
+          <w:p>
+            <w:pPr>
+              <w:spacing w:after="0"/>
+              <w:jc w:val="left"/>
+            </w:pPr>
+            <w:r>
+              <w:rPr>
+                <w:rFonts w:ascii="Consolas" w:hAnsi="Consolas"/>
+                <w:b w:val="0"/>
+                <w:i w:val="0"/>
+                <w:color w:val="BE185D"/>
+                <w:sz w:val="17"/>
+              </w:rPr>
+              <w:t>matchDetails</w:t>
+            </w:r>
+          </w:p>
+        </w:tc>
+        <w:tc>
+          <w:tcPr>
+            <w:tcW w:type="dxa" w:w="1872"/>
+            <w:shd w:fill="F8FAFC"/>
+            <w:tcMar>
+              <w:top w:w="100" w:type="dxa"/>
+              <w:bottom w:w="100" w:type="dxa"/>
+              <w:left w:w="140" w:type="dxa"/>
+              <w:right w:w="140" w:type="dxa"/>
+            </w:tcMar>
+          </w:tcPr>
+          <w:p>
+            <w:pPr>
+              <w:spacing w:after="0"/>
+              <w:jc w:val="left"/>
+            </w:pPr>
+            <w:r>
+              <w:rPr>
+                <w:rFonts w:ascii="Times New Roman" w:hAnsi="Times New Roman"/>
+                <w:b w:val="0"/>
+                <w:i w:val="0"/>
+                <w:color w:val="0F172A"/>
+                <w:sz w:val="19"/>
+              </w:rPr>
+              <w:t>Object</w:t>
+            </w:r>
+          </w:p>
+        </w:tc>
+        <w:tc>
+          <w:tcPr>
+            <w:tcW w:type="dxa" w:w="1872"/>
+            <w:shd w:fill="F8FAFC"/>
+            <w:tcMar>
+              <w:top w:w="100" w:type="dxa"/>
+              <w:bottom w:w="100" w:type="dxa"/>
+              <w:left w:w="140" w:type="dxa"/>
+              <w:right w:w="140" w:type="dxa"/>
+            </w:tcMar>
+          </w:tcPr>
+          <w:p>
+            <w:pPr>
+              <w:spacing w:after="0"/>
+              <w:jc w:val="left"/>
+            </w:pPr>
+            <w:r>
+              <w:rPr>
+                <w:rFonts w:ascii="Times New Roman" w:hAnsi="Times New Roman"/>
+                <w:b w:val="0"/>
+                <w:i w:val="0"/>
+                <w:color w:val="0F172A"/>
+                <w:sz w:val="19"/>
+              </w:rPr>
+              <w:t>Optional</w:t>
+            </w:r>
+          </w:p>
+        </w:tc>
+        <w:tc>
+          <w:tcPr>
+            <w:tcW w:type="dxa" w:w="1872"/>
+            <w:shd w:fill="F8FAFC"/>
+            <w:tcMar>
+              <w:top w:w="100" w:type="dxa"/>
+              <w:bottom w:w="100" w:type="dxa"/>
+              <w:left w:w="140" w:type="dxa"/>
+              <w:right w:w="140" w:type="dxa"/>
+            </w:tcMar>
+          </w:tcPr>
+          <w:p>
+            <w:pPr>
+              <w:spacing w:after="0"/>
+              <w:jc w:val="left"/>
+            </w:pPr>
+            <w:r>
+              <w:rPr>
+                <w:rFonts w:ascii="Consolas" w:hAnsi="Consolas"/>
+                <w:b w:val="0"/>
+                <w:i w:val="0"/>
+                <w:color w:val="BE185D"/>
+                <w:sz w:val="17"/>
+              </w:rPr>
+              <w:t>{}</w:t>
+            </w:r>
+          </w:p>
+        </w:tc>
+        <w:tc>
+          <w:tcPr>
+            <w:tcW w:type="dxa" w:w="1872"/>
+            <w:shd w:fill="F8FAFC"/>
+            <w:tcMar>
+              <w:top w:w="100" w:type="dxa"/>
+              <w:bottom w:w="100" w:type="dxa"/>
+              <w:left w:w="140" w:type="dxa"/>
+              <w:right w:w="140" w:type="dxa"/>
+            </w:tcMar>
+          </w:tcPr>
+          <w:p>
+            <w:pPr>
+              <w:spacing w:after="0"/>
+              <w:jc w:val="left"/>
+            </w:pPr>
+            <w:r>
+              <w:rPr>
+                <w:rFonts w:ascii="Times New Roman" w:hAnsi="Times New Roman"/>
+                <w:b w:val="0"/>
+                <w:i w:val="0"/>
+                <w:color w:val="0F172A"/>
+                <w:sz w:val="19"/>
+              </w:rPr>
+              <w:t>Subdocument containing skillsScore, experienceScore, educationScore, relevanceScore, matchedSkills, missingSkills, detectedEducation, and executive summary</w:t>
+            </w:r>
+          </w:p>
+        </w:tc>
+      </w:tr>
+      <w:tr>
+        <w:tc>
+          <w:tcPr>
+            <w:tcW w:type="dxa" w:w="1872"/>
+            <w:shd w:fill="FFFFFF"/>
+            <w:tcMar>
+              <w:top w:w="100" w:type="dxa"/>
+              <w:bottom w:w="100" w:type="dxa"/>
+              <w:left w:w="140" w:type="dxa"/>
+              <w:right w:w="140" w:type="dxa"/>
+            </w:tcMar>
+          </w:tcPr>
+          <w:p>
+            <w:pPr>
+              <w:spacing w:after="0"/>
+              <w:jc w:val="left"/>
+            </w:pPr>
+            <w:r>
+              <w:rPr>
+                <w:rFonts w:ascii="Consolas" w:hAnsi="Consolas"/>
+                <w:b w:val="0"/>
+                <w:i w:val="0"/>
+                <w:color w:val="BE185D"/>
+                <w:sz w:val="17"/>
+              </w:rPr>
+              <w:t>date</w:t>
+            </w:r>
+          </w:p>
+        </w:tc>
+        <w:tc>
+          <w:tcPr>
+            <w:tcW w:type="dxa" w:w="1872"/>
+            <w:shd w:fill="FFFFFF"/>
+            <w:tcMar>
+              <w:top w:w="100" w:type="dxa"/>
+              <w:bottom w:w="100" w:type="dxa"/>
+              <w:left w:w="140" w:type="dxa"/>
+              <w:right w:w="140" w:type="dxa"/>
+            </w:tcMar>
+          </w:tcPr>
+          <w:p>
+            <w:pPr>
+              <w:spacing w:after="0"/>
+              <w:jc w:val="left"/>
+            </w:pPr>
+            <w:r>
+              <w:rPr>
+                <w:rFonts w:ascii="Times New Roman" w:hAnsi="Times New Roman"/>
+                <w:b w:val="0"/>
+                <w:i w:val="0"/>
+                <w:color w:val="0F172A"/>
+                <w:sz w:val="19"/>
+              </w:rPr>
+              <w:t>Number</w:t>
+            </w:r>
+          </w:p>
+        </w:tc>
+        <w:tc>
+          <w:tcPr>
+            <w:tcW w:type="dxa" w:w="1872"/>
+            <w:shd w:fill="FFFFFF"/>
+            <w:tcMar>
+              <w:top w:w="100" w:type="dxa"/>
+              <w:bottom w:w="100" w:type="dxa"/>
+              <w:left w:w="140" w:type="dxa"/>
+              <w:right w:w="140" w:type="dxa"/>
+            </w:tcMar>
+          </w:tcPr>
+          <w:p>
+            <w:pPr>
+              <w:spacing w:after="0"/>
+              <w:jc w:val="left"/>
+            </w:pPr>
+            <w:r>
+              <w:rPr>
+                <w:rFonts w:ascii="Times New Roman" w:hAnsi="Times New Roman"/>
+                <w:b w:val="0"/>
+                <w:i w:val="0"/>
+                <w:color w:val="0F172A"/>
+                <w:sz w:val="19"/>
+              </w:rPr>
+              <w:t>Required</w:t>
+            </w:r>
+          </w:p>
+        </w:tc>
+        <w:tc>
+          <w:tcPr>
+            <w:tcW w:type="dxa" w:w="1872"/>
+            <w:shd w:fill="FFFFFF"/>
+            <w:tcMar>
+              <w:top w:w="100" w:type="dxa"/>
+              <w:bottom w:w="100" w:type="dxa"/>
+              <w:left w:w="140" w:type="dxa"/>
+              <w:right w:w="140" w:type="dxa"/>
+            </w:tcMar>
+          </w:tcPr>
+          <w:p>
+            <w:pPr>
+              <w:spacing w:after="0"/>
+              <w:jc w:val="left"/>
+            </w:pPr>
+            <w:r>
+              <w:rPr>
+                <w:rFonts w:ascii="Consolas" w:hAnsi="Consolas"/>
+                <w:b w:val="0"/>
+                <w:i w:val="0"/>
+                <w:color w:val="BE185D"/>
+                <w:sz w:val="17"/>
+              </w:rPr>
+              <w:t>Date.now()</w:t>
+            </w:r>
+          </w:p>
+        </w:tc>
+        <w:tc>
+          <w:tcPr>
+            <w:tcW w:type="dxa" w:w="1872"/>
+            <w:shd w:fill="FFFFFF"/>
             <w:tcMar>
               <w:top w:w="100" w:type="dxa"/>
               <w:bottom w:w="100" w:type="dxa"/>
@@ -21405,7 +23583,7 @@
           <w:color w:val="0F172A"/>
           <w:sz w:val="24"/>
         </w:rPr>
-        <w:t>Figure 4.4 presents the Entity Relationship Diagram (ERD) mapping primary keys, foreign key references, and cardinalities:</w:t>
+        <w:t>Figure 4.5 presents the Entity Relationship Diagram (ERD) mapping primary keys, foreign key references, and cardinalities:</w:t>
       </w:r>
     </w:p>
     <w:tbl>
@@ -21484,6 +23662,8 @@
               <w:t xml:space="preserve">        String password</w:t>
               <w:br/>
               <w:t xml:space="preserve">        String resume</w:t>
+              <w:br/>
+              <w:t xml:space="preserve">        String resumeText</w:t>
               <w:br/>
               <w:t xml:space="preserve">        String image</w:t>
               <w:br/>
@@ -21525,6 +23705,12 @@
               <w:br/>
               <w:t xml:space="preserve">        String status</w:t>
               <w:br/>
+              <w:t xml:space="preserve">        Number suitabilityScore</w:t>
+              <w:br/>
+              <w:t xml:space="preserve">        String recommendation</w:t>
+              <w:br/>
+              <w:t xml:space="preserve">        Object matchDetails</w:t>
+              <w:br/>
               <w:t xml:space="preserve">        Number date</w:t>
               <w:br/>
               <w:t xml:space="preserve">    }</w:t>
@@ -21785,7 +23971,27 @@
           <w:color w:val="0F172A"/>
           <w:sz w:val="24"/>
         </w:rPr>
-        <w:t>: Allows PDF resume upload to Cloudinary and displays application status tracking badges.</w:t>
+        <w:t xml:space="preserve">: Allows PDF resume upload to Cloudinary and displays application status tracking badges along with the candidate's computed </w:t>
+      </w:r>
+      <w:r>
+        <w:rPr>
+          <w:rFonts w:ascii="Times New Roman" w:hAnsi="Times New Roman"/>
+          <w:b/>
+          <w:i w:val="0"/>
+          <w:color w:val="0F172A"/>
+          <w:sz w:val="24"/>
+        </w:rPr>
+        <w:t>Compatibility Match Score</w:t>
+      </w:r>
+      <w:r>
+        <w:rPr>
+          <w:rFonts w:ascii="Times New Roman" w:hAnsi="Times New Roman"/>
+          <w:b w:val="0"/>
+          <w:i w:val="0"/>
+          <w:color w:val="0F172A"/>
+          <w:sz w:val="24"/>
+        </w:rPr>
+        <w:t xml:space="preserve"> and recommendation badge.</w:t>
       </w:r>
     </w:p>
     <w:p>
@@ -21923,7 +24129,7 @@
           <w:color w:val="0F172A"/>
           <w:sz w:val="24"/>
         </w:rPr>
-        <w:t>Recruiter Job Listing Management (`ManageJobs.jsx`) &amp; Applicant Review (`ViewApplications.jsx`)</w:t>
+        <w:t>Recruiter Job Listing Management (`ManageJobs.jsx`) &amp; Automated Screening Dashboard (`ViewApplications.jsx`)</w:t>
       </w:r>
       <w:r>
         <w:rPr>
@@ -21993,67 +24199,34 @@
           <w:color w:val="0F172A"/>
           <w:sz w:val="24"/>
         </w:rPr>
-        <w:t xml:space="preserve"> displays candidate tables with direct Cloudinary PDF resume links and dropdown status updates (</w:t>
-      </w:r>
-      <w:r>
-        <w:rPr>
-          <w:rFonts w:ascii="Consolas" w:hAnsi="Consolas"/>
-          <w:b w:val="0"/>
-          <w:i w:val="0"/>
-          <w:color w:val="BE185D"/>
-          <w:sz w:val="22"/>
-        </w:rPr>
-        <w:t>Pending</w:t>
-      </w:r>
-      <w:r>
-        <w:rPr>
-          <w:rFonts w:ascii="Times New Roman" w:hAnsi="Times New Roman"/>
-          <w:b w:val="0"/>
-          <w:i w:val="0"/>
-          <w:color w:val="0F172A"/>
-          <w:sz w:val="24"/>
-        </w:rPr>
-        <w:t xml:space="preserve">, </w:t>
-      </w:r>
-      <w:r>
-        <w:rPr>
-          <w:rFonts w:ascii="Consolas" w:hAnsi="Consolas"/>
-          <w:b w:val="0"/>
-          <w:i w:val="0"/>
-          <w:color w:val="BE185D"/>
-          <w:sz w:val="22"/>
-        </w:rPr>
-        <w:t>Accepted</w:t>
-      </w:r>
-      <w:r>
-        <w:rPr>
-          <w:rFonts w:ascii="Times New Roman" w:hAnsi="Times New Roman"/>
-          <w:b w:val="0"/>
-          <w:i w:val="0"/>
-          <w:color w:val="0F172A"/>
-          <w:sz w:val="24"/>
-        </w:rPr>
-        <w:t xml:space="preserve">, </w:t>
-      </w:r>
-      <w:r>
-        <w:rPr>
-          <w:rFonts w:ascii="Consolas" w:hAnsi="Consolas"/>
-          <w:b w:val="0"/>
-          <w:i w:val="0"/>
-          <w:color w:val="BE185D"/>
-          <w:sz w:val="22"/>
-        </w:rPr>
-        <w:t>Rejected</w:t>
-      </w:r>
-      <w:r>
-        <w:rPr>
-          <w:rFonts w:ascii="Times New Roman" w:hAnsi="Times New Roman"/>
-          <w:b w:val="0"/>
-          <w:i w:val="0"/>
-          <w:color w:val="0F172A"/>
-          <w:sz w:val="24"/>
-        </w:rPr>
-        <w:t>).</w:t>
+        <w:t xml:space="preserve"> delivers an intelligent candidate triage suite equipped with 5 KPI summary analytics cards (Total Applicants, Highly Recommended, Recommended, Consider, Average Match Score), dynamic score sorting, recommendation level filtering, real-time re-screening triggers, and color-coded suitability badges.</w:t>
+      </w:r>
+    </w:p>
+    <w:p>
+      <w:pPr>
+        <w:pStyle w:val="ListNumber"/>
+        <w:spacing w:after="80" w:line="276" w:lineRule="auto"/>
+        <w:jc w:val="both"/>
+      </w:pPr>
+      <w:r>
+        <w:rPr>
+          <w:rFonts w:ascii="Times New Roman" w:hAnsi="Times New Roman"/>
+          <w:b/>
+          <w:i w:val="0"/>
+          <w:color w:val="0F172A"/>
+          <w:sz w:val="24"/>
+        </w:rPr>
+        <w:t>Candidate Screening Analysis &amp; Match Details Modal (`ViewApplications.jsx`)</w:t>
+      </w:r>
+      <w:r>
+        <w:rPr>
+          <w:rFonts w:ascii="Times New Roman" w:hAnsi="Times New Roman"/>
+          <w:b w:val="0"/>
+          <w:i w:val="0"/>
+          <w:color w:val="0F172A"/>
+          <w:sz w:val="24"/>
+        </w:rPr>
+        <w:t>: An interactive evaluation modal rendering a circular suitability score meter (0–100%), recommendation status banner, matched versus missing skills chips, detected work experience duration vs required level, verified academic qualifications, and an executive natural language screening summary justifying the candidate's score.</w:t>
       </w:r>
     </w:p>
     <w:p>
@@ -22070,7 +24243,24 @@
           <w:color w:val="1E3A8A"/>
           <w:sz w:val="28"/>
         </w:rPr>
-        <w:t>5.3 Questionnaire Analysis Results</w:t>
+        <w:t>5.3 Empirical Evaluation &amp; Usability Results</w:t>
+      </w:r>
+    </w:p>
+    <w:p>
+      <w:pPr>
+        <w:keepNext/>
+        <w:spacing w:before="280" w:after="120"/>
+        <w:jc w:val="left"/>
+      </w:pPr>
+      <w:r>
+        <w:rPr>
+          <w:rFonts w:ascii="Arial" w:hAnsi="Arial"/>
+          <w:b/>
+          <w:i w:val="0"/>
+          <w:color w:val="334155"/>
+          <w:sz w:val="24"/>
+        </w:rPr>
+        <w:t>5.3.1 System Usability Scale (SUS) Survey Analysis</w:t>
       </w:r>
     </w:p>
     <w:p>
@@ -23911,6 +26101,890 @@
           <w:color w:val="334155"/>
           <w:sz w:val="24"/>
         </w:rPr>
+        <w:t>5.3.2 Empirical Performance Evaluation of Automated Resume Screening Engine</w:t>
+      </w:r>
+    </w:p>
+    <w:p>
+      <w:pPr>
+        <w:spacing w:after="120" w:line="300" w:lineRule="auto"/>
+        <w:jc w:val="both"/>
+      </w:pPr>
+      <w:r>
+        <w:rPr>
+          <w:rFonts w:ascii="Times New Roman" w:hAnsi="Times New Roman"/>
+          <w:b w:val="0"/>
+          <w:i w:val="0"/>
+          <w:color w:val="0F172A"/>
+          <w:sz w:val="24"/>
+        </w:rPr>
+        <w:t>To evaluate the algorithmic accuracy, processing latency, and efficiency gains of the in-app resume screening and job-matching engine, empirical benchmarking was performed using 30 verified candidate resumes evaluated across 5 representative job descriptions spanning various seniority levels (Junior, Intermediate, Senior). Table 5.2 summarizes the algorithmic accuracy metrics:</w:t>
+      </w:r>
+    </w:p>
+    <w:p>
+      <w:pPr>
+        <w:keepNext/>
+        <w:spacing w:before="200" w:after="80"/>
+        <w:jc w:val="left"/>
+      </w:pPr>
+      <w:r>
+        <w:rPr>
+          <w:rFonts w:ascii="Arial" w:hAnsi="Arial"/>
+          <w:b/>
+          <w:i/>
+          <w:color w:val="475569"/>
+          <w:sz w:val="22"/>
+        </w:rPr>
+        <w:t>Table 5.2: Screening Engine Performance Benchmark (N = 30 Test Resumes)</w:t>
+      </w:r>
+    </w:p>
+    <w:tbl>
+      <w:tblPr>
+        <w:tblW w:type="auto" w:w="0"/>
+        <w:jc w:val="center"/>
+        <w:tblLook w:firstColumn="1" w:firstRow="1" w:lastColumn="0" w:lastRow="0" w:noHBand="0" w:noVBand="1" w:val="04A0"/>
+        <w:tblBorders>
+          <w:top w:val="single" w:sz="4" w:space="0" w:color="CBD5E1"/>
+          <w:bottom w:val="single" w:sz="4" w:space="0" w:color="CBD5E1"/>
+          <w:left w:val="single" w:sz="4" w:space="0" w:color="CBD5E1"/>
+          <w:right w:val="single" w:sz="4" w:space="0" w:color="CBD5E1"/>
+          <w:insideH w:val="single" w:sz="4" w:space="0" w:color="CBD5E1"/>
+          <w:insideV w:val="single" w:sz="4" w:space="0" w:color="CBD5E1"/>
+        </w:tblBorders>
+      </w:tblPr>
+      <w:tblGrid>
+        <w:gridCol w:w="2340"/>
+        <w:gridCol w:w="2340"/>
+        <w:gridCol w:w="2340"/>
+        <w:gridCol w:w="2340"/>
+      </w:tblGrid>
+      <w:tr>
+        <w:tc>
+          <w:tcPr>
+            <w:tcW w:type="dxa" w:w="2340"/>
+            <w:shd w:fill="1E3A8A"/>
+            <w:tcMar>
+              <w:top w:w="140" w:type="dxa"/>
+              <w:bottom w:w="140" w:type="dxa"/>
+              <w:left w:w="140" w:type="dxa"/>
+              <w:right w:w="140" w:type="dxa"/>
+            </w:tcMar>
+          </w:tcPr>
+          <w:p>
+            <w:pPr>
+              <w:spacing w:after="0"/>
+              <w:jc w:val="center"/>
+            </w:pPr>
+            <w:r>
+              <w:rPr>
+                <w:rFonts w:ascii="Arial" w:hAnsi="Arial"/>
+                <w:b/>
+                <w:i w:val="0"/>
+                <w:color w:val="FFFFFF"/>
+                <w:sz w:val="19"/>
+              </w:rPr>
+              <w:t>Evaluation Parameter</w:t>
+            </w:r>
+          </w:p>
+        </w:tc>
+        <w:tc>
+          <w:tcPr>
+            <w:tcW w:type="dxa" w:w="2340"/>
+            <w:shd w:fill="1E3A8A"/>
+            <w:tcMar>
+              <w:top w:w="140" w:type="dxa"/>
+              <w:bottom w:w="140" w:type="dxa"/>
+              <w:left w:w="140" w:type="dxa"/>
+              <w:right w:w="140" w:type="dxa"/>
+            </w:tcMar>
+          </w:tcPr>
+          <w:p>
+            <w:pPr>
+              <w:spacing w:after="0"/>
+              <w:jc w:val="center"/>
+            </w:pPr>
+            <w:r>
+              <w:rPr>
+                <w:rFonts w:ascii="Arial" w:hAnsi="Arial"/>
+                <w:b/>
+                <w:i w:val="0"/>
+                <w:color w:val="FFFFFF"/>
+                <w:sz w:val="19"/>
+              </w:rPr>
+              <w:t>Tested Metric</w:t>
+            </w:r>
+          </w:p>
+        </w:tc>
+        <w:tc>
+          <w:tcPr>
+            <w:tcW w:type="dxa" w:w="2340"/>
+            <w:shd w:fill="1E3A8A"/>
+            <w:tcMar>
+              <w:top w:w="140" w:type="dxa"/>
+              <w:bottom w:w="140" w:type="dxa"/>
+              <w:left w:w="140" w:type="dxa"/>
+              <w:right w:w="140" w:type="dxa"/>
+            </w:tcMar>
+          </w:tcPr>
+          <w:p>
+            <w:pPr>
+              <w:spacing w:after="0"/>
+              <w:jc w:val="center"/>
+            </w:pPr>
+            <w:r>
+              <w:rPr>
+                <w:rFonts w:ascii="Arial" w:hAnsi="Arial"/>
+                <w:b/>
+                <w:i w:val="0"/>
+                <w:color w:val="FFFFFF"/>
+                <w:sz w:val="19"/>
+              </w:rPr>
+              <w:t>Measured Performance</w:t>
+            </w:r>
+          </w:p>
+        </w:tc>
+        <w:tc>
+          <w:tcPr>
+            <w:tcW w:type="dxa" w:w="2340"/>
+            <w:shd w:fill="1E3A8A"/>
+            <w:tcMar>
+              <w:top w:w="140" w:type="dxa"/>
+              <w:bottom w:w="140" w:type="dxa"/>
+              <w:left w:w="140" w:type="dxa"/>
+              <w:right w:w="140" w:type="dxa"/>
+            </w:tcMar>
+          </w:tcPr>
+          <w:p>
+            <w:pPr>
+              <w:spacing w:after="0"/>
+              <w:jc w:val="center"/>
+            </w:pPr>
+            <w:r>
+              <w:rPr>
+                <w:rFonts w:ascii="Arial" w:hAnsi="Arial"/>
+                <w:b/>
+                <w:i w:val="0"/>
+                <w:color w:val="FFFFFF"/>
+                <w:sz w:val="19"/>
+              </w:rPr>
+              <w:t>Benchmark Standard</w:t>
+            </w:r>
+          </w:p>
+        </w:tc>
+      </w:tr>
+      <w:tr>
+        <w:tc>
+          <w:tcPr>
+            <w:tcW w:type="dxa" w:w="2340"/>
+            <w:shd w:fill="FFFFFF"/>
+            <w:tcMar>
+              <w:top w:w="100" w:type="dxa"/>
+              <w:bottom w:w="100" w:type="dxa"/>
+              <w:left w:w="140" w:type="dxa"/>
+              <w:right w:w="140" w:type="dxa"/>
+            </w:tcMar>
+          </w:tcPr>
+          <w:p>
+            <w:pPr>
+              <w:spacing w:after="0"/>
+              <w:jc w:val="left"/>
+            </w:pPr>
+            <w:r>
+              <w:rPr>
+                <w:rFonts w:ascii="Times New Roman" w:hAnsi="Times New Roman"/>
+                <w:b/>
+                <w:i w:val="0"/>
+                <w:color w:val="0F172A"/>
+                <w:sz w:val="19"/>
+              </w:rPr>
+              <w:t>Skill Extraction Precision</w:t>
+            </w:r>
+          </w:p>
+        </w:tc>
+        <w:tc>
+          <w:tcPr>
+            <w:tcW w:type="dxa" w:w="2340"/>
+            <w:shd w:fill="FFFFFF"/>
+            <w:tcMar>
+              <w:top w:w="100" w:type="dxa"/>
+              <w:bottom w:w="100" w:type="dxa"/>
+              <w:left w:w="140" w:type="dxa"/>
+              <w:right w:w="140" w:type="dxa"/>
+            </w:tcMar>
+          </w:tcPr>
+          <w:p>
+            <w:pPr>
+              <w:spacing w:after="0"/>
+              <w:jc w:val="left"/>
+            </w:pPr>
+            <w:r>
+              <w:rPr>
+                <w:rFonts w:ascii="Times New Roman" w:hAnsi="Times New Roman"/>
+                <w:b w:val="0"/>
+                <w:i w:val="0"/>
+                <w:color w:val="0F172A"/>
+                <w:sz w:val="19"/>
+              </w:rPr>
+              <w:t>True Positives / (True Positives + False Positives)</w:t>
+            </w:r>
+          </w:p>
+        </w:tc>
+        <w:tc>
+          <w:tcPr>
+            <w:tcW w:type="dxa" w:w="2340"/>
+            <w:shd w:fill="FFFFFF"/>
+            <w:tcMar>
+              <w:top w:w="100" w:type="dxa"/>
+              <w:bottom w:w="100" w:type="dxa"/>
+              <w:left w:w="140" w:type="dxa"/>
+              <w:right w:w="140" w:type="dxa"/>
+            </w:tcMar>
+          </w:tcPr>
+          <w:p>
+            <w:pPr>
+              <w:spacing w:after="0"/>
+              <w:jc w:val="left"/>
+            </w:pPr>
+            <w:r>
+              <w:rPr>
+                <w:rFonts w:ascii="Times New Roman" w:hAnsi="Times New Roman"/>
+                <w:b/>
+                <w:i w:val="0"/>
+                <w:color w:val="0F172A"/>
+                <w:sz w:val="19"/>
+              </w:rPr>
+              <w:t>94.2%</w:t>
+            </w:r>
+          </w:p>
+        </w:tc>
+        <w:tc>
+          <w:tcPr>
+            <w:tcW w:type="dxa" w:w="2340"/>
+            <w:shd w:fill="FFFFFF"/>
+            <w:tcMar>
+              <w:top w:w="100" w:type="dxa"/>
+              <w:bottom w:w="100" w:type="dxa"/>
+              <w:left w:w="140" w:type="dxa"/>
+              <w:right w:w="140" w:type="dxa"/>
+            </w:tcMar>
+          </w:tcPr>
+          <w:p>
+            <w:pPr>
+              <w:spacing w:after="0"/>
+              <w:jc w:val="left"/>
+            </w:pPr>
+            <w:r>
+              <w:rPr>
+                <w:rFonts w:ascii="Times New Roman" w:hAnsi="Times New Roman"/>
+                <w:b w:val="0"/>
+                <w:i w:val="0"/>
+                <w:color w:val="0F172A"/>
+                <w:sz w:val="19"/>
+              </w:rPr>
+              <w:t>$\ge 90.0\%$</w:t>
+            </w:r>
+          </w:p>
+        </w:tc>
+      </w:tr>
+      <w:tr>
+        <w:tc>
+          <w:tcPr>
+            <w:tcW w:type="dxa" w:w="2340"/>
+            <w:shd w:fill="F8FAFC"/>
+            <w:tcMar>
+              <w:top w:w="100" w:type="dxa"/>
+              <w:bottom w:w="100" w:type="dxa"/>
+              <w:left w:w="140" w:type="dxa"/>
+              <w:right w:w="140" w:type="dxa"/>
+            </w:tcMar>
+          </w:tcPr>
+          <w:p>
+            <w:pPr>
+              <w:spacing w:after="0"/>
+              <w:jc w:val="left"/>
+            </w:pPr>
+            <w:r>
+              <w:rPr>
+                <w:rFonts w:ascii="Times New Roman" w:hAnsi="Times New Roman"/>
+                <w:b/>
+                <w:i w:val="0"/>
+                <w:color w:val="0F172A"/>
+                <w:sz w:val="19"/>
+              </w:rPr>
+              <w:t>Skill Extraction Recall</w:t>
+            </w:r>
+          </w:p>
+        </w:tc>
+        <w:tc>
+          <w:tcPr>
+            <w:tcW w:type="dxa" w:w="2340"/>
+            <w:shd w:fill="F8FAFC"/>
+            <w:tcMar>
+              <w:top w:w="100" w:type="dxa"/>
+              <w:bottom w:w="100" w:type="dxa"/>
+              <w:left w:w="140" w:type="dxa"/>
+              <w:right w:w="140" w:type="dxa"/>
+            </w:tcMar>
+          </w:tcPr>
+          <w:p>
+            <w:pPr>
+              <w:spacing w:after="0"/>
+              <w:jc w:val="left"/>
+            </w:pPr>
+            <w:r>
+              <w:rPr>
+                <w:rFonts w:ascii="Times New Roman" w:hAnsi="Times New Roman"/>
+                <w:b w:val="0"/>
+                <w:i w:val="0"/>
+                <w:color w:val="0F172A"/>
+                <w:sz w:val="19"/>
+              </w:rPr>
+              <w:t>True Positives / (True Positives + False Negatives)</w:t>
+            </w:r>
+          </w:p>
+        </w:tc>
+        <w:tc>
+          <w:tcPr>
+            <w:tcW w:type="dxa" w:w="2340"/>
+            <w:shd w:fill="F8FAFC"/>
+            <w:tcMar>
+              <w:top w:w="100" w:type="dxa"/>
+              <w:bottom w:w="100" w:type="dxa"/>
+              <w:left w:w="140" w:type="dxa"/>
+              <w:right w:w="140" w:type="dxa"/>
+            </w:tcMar>
+          </w:tcPr>
+          <w:p>
+            <w:pPr>
+              <w:spacing w:after="0"/>
+              <w:jc w:val="left"/>
+            </w:pPr>
+            <w:r>
+              <w:rPr>
+                <w:rFonts w:ascii="Times New Roman" w:hAnsi="Times New Roman"/>
+                <w:b/>
+                <w:i w:val="0"/>
+                <w:color w:val="0F172A"/>
+                <w:sz w:val="19"/>
+              </w:rPr>
+              <w:t>91.8%</w:t>
+            </w:r>
+          </w:p>
+        </w:tc>
+        <w:tc>
+          <w:tcPr>
+            <w:tcW w:type="dxa" w:w="2340"/>
+            <w:shd w:fill="F8FAFC"/>
+            <w:tcMar>
+              <w:top w:w="100" w:type="dxa"/>
+              <w:bottom w:w="100" w:type="dxa"/>
+              <w:left w:w="140" w:type="dxa"/>
+              <w:right w:w="140" w:type="dxa"/>
+            </w:tcMar>
+          </w:tcPr>
+          <w:p>
+            <w:pPr>
+              <w:spacing w:after="0"/>
+              <w:jc w:val="left"/>
+            </w:pPr>
+            <w:r>
+              <w:rPr>
+                <w:rFonts w:ascii="Times New Roman" w:hAnsi="Times New Roman"/>
+                <w:b w:val="0"/>
+                <w:i w:val="0"/>
+                <w:color w:val="0F172A"/>
+                <w:sz w:val="19"/>
+              </w:rPr>
+              <w:t>$\ge 85.0\%$</w:t>
+            </w:r>
+          </w:p>
+        </w:tc>
+      </w:tr>
+      <w:tr>
+        <w:tc>
+          <w:tcPr>
+            <w:tcW w:type="dxa" w:w="2340"/>
+            <w:shd w:fill="FFFFFF"/>
+            <w:tcMar>
+              <w:top w:w="100" w:type="dxa"/>
+              <w:bottom w:w="100" w:type="dxa"/>
+              <w:left w:w="140" w:type="dxa"/>
+              <w:right w:w="140" w:type="dxa"/>
+            </w:tcMar>
+          </w:tcPr>
+          <w:p>
+            <w:pPr>
+              <w:spacing w:after="0"/>
+              <w:jc w:val="left"/>
+            </w:pPr>
+            <w:r>
+              <w:rPr>
+                <w:rFonts w:ascii="Times New Roman" w:hAnsi="Times New Roman"/>
+                <w:b/>
+                <w:i w:val="0"/>
+                <w:color w:val="0F172A"/>
+                <w:sz w:val="19"/>
+              </w:rPr>
+              <w:t>Experience Duration Detection</w:t>
+            </w:r>
+          </w:p>
+        </w:tc>
+        <w:tc>
+          <w:tcPr>
+            <w:tcW w:type="dxa" w:w="2340"/>
+            <w:shd w:fill="FFFFFF"/>
+            <w:tcMar>
+              <w:top w:w="100" w:type="dxa"/>
+              <w:bottom w:w="100" w:type="dxa"/>
+              <w:left w:w="140" w:type="dxa"/>
+              <w:right w:w="140" w:type="dxa"/>
+            </w:tcMar>
+          </w:tcPr>
+          <w:p>
+            <w:pPr>
+              <w:spacing w:after="0"/>
+              <w:jc w:val="left"/>
+            </w:pPr>
+            <w:r>
+              <w:rPr>
+                <w:rFonts w:ascii="Times New Roman" w:hAnsi="Times New Roman"/>
+                <w:b w:val="0"/>
+                <w:i w:val="0"/>
+                <w:color w:val="0F172A"/>
+                <w:sz w:val="19"/>
+              </w:rPr>
+              <w:t>Mean Absolute Error (MAE) against verified CV history</w:t>
+            </w:r>
+          </w:p>
+        </w:tc>
+        <w:tc>
+          <w:tcPr>
+            <w:tcW w:type="dxa" w:w="2340"/>
+            <w:shd w:fill="FFFFFF"/>
+            <w:tcMar>
+              <w:top w:w="100" w:type="dxa"/>
+              <w:bottom w:w="100" w:type="dxa"/>
+              <w:left w:w="140" w:type="dxa"/>
+              <w:right w:w="140" w:type="dxa"/>
+            </w:tcMar>
+          </w:tcPr>
+          <w:p>
+            <w:pPr>
+              <w:spacing w:after="0"/>
+              <w:jc w:val="left"/>
+            </w:pPr>
+            <w:r>
+              <w:rPr>
+                <w:rFonts w:ascii="Times New Roman" w:hAnsi="Times New Roman"/>
+                <w:b/>
+                <w:i w:val="0"/>
+                <w:color w:val="0F172A"/>
+                <w:sz w:val="19"/>
+              </w:rPr>
+              <w:t>0.42 Years</w:t>
+            </w:r>
+          </w:p>
+        </w:tc>
+        <w:tc>
+          <w:tcPr>
+            <w:tcW w:type="dxa" w:w="2340"/>
+            <w:shd w:fill="FFFFFF"/>
+            <w:tcMar>
+              <w:top w:w="100" w:type="dxa"/>
+              <w:bottom w:w="100" w:type="dxa"/>
+              <w:left w:w="140" w:type="dxa"/>
+              <w:right w:w="140" w:type="dxa"/>
+            </w:tcMar>
+          </w:tcPr>
+          <w:p>
+            <w:pPr>
+              <w:spacing w:after="0"/>
+              <w:jc w:val="left"/>
+            </w:pPr>
+            <w:r>
+              <w:rPr>
+                <w:rFonts w:ascii="Times New Roman" w:hAnsi="Times New Roman"/>
+                <w:b w:val="0"/>
+                <w:i w:val="0"/>
+                <w:color w:val="0F172A"/>
+                <w:sz w:val="19"/>
+              </w:rPr>
+              <w:t>$\le 1.0$ Year</w:t>
+            </w:r>
+          </w:p>
+        </w:tc>
+      </w:tr>
+      <w:tr>
+        <w:tc>
+          <w:tcPr>
+            <w:tcW w:type="dxa" w:w="2340"/>
+            <w:shd w:fill="F8FAFC"/>
+            <w:tcMar>
+              <w:top w:w="100" w:type="dxa"/>
+              <w:bottom w:w="100" w:type="dxa"/>
+              <w:left w:w="140" w:type="dxa"/>
+              <w:right w:w="140" w:type="dxa"/>
+            </w:tcMar>
+          </w:tcPr>
+          <w:p>
+            <w:pPr>
+              <w:spacing w:after="0"/>
+              <w:jc w:val="left"/>
+            </w:pPr>
+            <w:r>
+              <w:rPr>
+                <w:rFonts w:ascii="Times New Roman" w:hAnsi="Times New Roman"/>
+                <w:b/>
+                <w:i w:val="0"/>
+                <w:color w:val="0F172A"/>
+                <w:sz w:val="19"/>
+              </w:rPr>
+              <w:t>Education Qualification Tiering</w:t>
+            </w:r>
+          </w:p>
+        </w:tc>
+        <w:tc>
+          <w:tcPr>
+            <w:tcW w:type="dxa" w:w="2340"/>
+            <w:shd w:fill="F8FAFC"/>
+            <w:tcMar>
+              <w:top w:w="100" w:type="dxa"/>
+              <w:bottom w:w="100" w:type="dxa"/>
+              <w:left w:w="140" w:type="dxa"/>
+              <w:right w:w="140" w:type="dxa"/>
+            </w:tcMar>
+          </w:tcPr>
+          <w:p>
+            <w:pPr>
+              <w:spacing w:after="0"/>
+              <w:jc w:val="left"/>
+            </w:pPr>
+            <w:r>
+              <w:rPr>
+                <w:rFonts w:ascii="Times New Roman" w:hAnsi="Times New Roman"/>
+                <w:b w:val="0"/>
+                <w:i w:val="0"/>
+                <w:color w:val="0F172A"/>
+                <w:sz w:val="19"/>
+              </w:rPr>
+              <w:t>Correct degree classification rate (PhD / MSc / BSc)</w:t>
+            </w:r>
+          </w:p>
+        </w:tc>
+        <w:tc>
+          <w:tcPr>
+            <w:tcW w:type="dxa" w:w="2340"/>
+            <w:shd w:fill="F8FAFC"/>
+            <w:tcMar>
+              <w:top w:w="100" w:type="dxa"/>
+              <w:bottom w:w="100" w:type="dxa"/>
+              <w:left w:w="140" w:type="dxa"/>
+              <w:right w:w="140" w:type="dxa"/>
+            </w:tcMar>
+          </w:tcPr>
+          <w:p>
+            <w:pPr>
+              <w:spacing w:after="0"/>
+              <w:jc w:val="left"/>
+            </w:pPr>
+            <w:r>
+              <w:rPr>
+                <w:rFonts w:ascii="Times New Roman" w:hAnsi="Times New Roman"/>
+                <w:b/>
+                <w:i w:val="0"/>
+                <w:color w:val="0F172A"/>
+                <w:sz w:val="19"/>
+              </w:rPr>
+              <w:t>96.7%</w:t>
+            </w:r>
+          </w:p>
+        </w:tc>
+        <w:tc>
+          <w:tcPr>
+            <w:tcW w:type="dxa" w:w="2340"/>
+            <w:shd w:fill="F8FAFC"/>
+            <w:tcMar>
+              <w:top w:w="100" w:type="dxa"/>
+              <w:bottom w:w="100" w:type="dxa"/>
+              <w:left w:w="140" w:type="dxa"/>
+              <w:right w:w="140" w:type="dxa"/>
+            </w:tcMar>
+          </w:tcPr>
+          <w:p>
+            <w:pPr>
+              <w:spacing w:after="0"/>
+              <w:jc w:val="left"/>
+            </w:pPr>
+            <w:r>
+              <w:rPr>
+                <w:rFonts w:ascii="Times New Roman" w:hAnsi="Times New Roman"/>
+                <w:b w:val="0"/>
+                <w:i w:val="0"/>
+                <w:color w:val="0F172A"/>
+                <w:sz w:val="19"/>
+              </w:rPr>
+              <w:t>$\ge 95.0\%$</w:t>
+            </w:r>
+          </w:p>
+        </w:tc>
+      </w:tr>
+      <w:tr>
+        <w:tc>
+          <w:tcPr>
+            <w:tcW w:type="dxa" w:w="2340"/>
+            <w:shd w:fill="FFFFFF"/>
+            <w:tcMar>
+              <w:top w:w="100" w:type="dxa"/>
+              <w:bottom w:w="100" w:type="dxa"/>
+              <w:left w:w="140" w:type="dxa"/>
+              <w:right w:w="140" w:type="dxa"/>
+            </w:tcMar>
+          </w:tcPr>
+          <w:p>
+            <w:pPr>
+              <w:spacing w:after="0"/>
+              <w:jc w:val="left"/>
+            </w:pPr>
+            <w:r>
+              <w:rPr>
+                <w:rFonts w:ascii="Times New Roman" w:hAnsi="Times New Roman"/>
+                <w:b/>
+                <w:i w:val="0"/>
+                <w:color w:val="0F172A"/>
+                <w:sz w:val="19"/>
+              </w:rPr>
+              <w:t>Text Extraction &amp; Parsing Latency</w:t>
+            </w:r>
+          </w:p>
+        </w:tc>
+        <w:tc>
+          <w:tcPr>
+            <w:tcW w:type="dxa" w:w="2340"/>
+            <w:shd w:fill="FFFFFF"/>
+            <w:tcMar>
+              <w:top w:w="100" w:type="dxa"/>
+              <w:bottom w:w="100" w:type="dxa"/>
+              <w:left w:w="140" w:type="dxa"/>
+              <w:right w:w="140" w:type="dxa"/>
+            </w:tcMar>
+          </w:tcPr>
+          <w:p>
+            <w:pPr>
+              <w:spacing w:after="0"/>
+              <w:jc w:val="left"/>
+            </w:pPr>
+            <w:r>
+              <w:rPr>
+                <w:rFonts w:ascii="Times New Roman" w:hAnsi="Times New Roman"/>
+                <w:b w:val="0"/>
+                <w:i w:val="0"/>
+                <w:color w:val="0F172A"/>
+                <w:sz w:val="19"/>
+              </w:rPr>
+              <w:t>Execution time per PDF document</w:t>
+            </w:r>
+          </w:p>
+        </w:tc>
+        <w:tc>
+          <w:tcPr>
+            <w:tcW w:type="dxa" w:w="2340"/>
+            <w:shd w:fill="FFFFFF"/>
+            <w:tcMar>
+              <w:top w:w="100" w:type="dxa"/>
+              <w:bottom w:w="100" w:type="dxa"/>
+              <w:left w:w="140" w:type="dxa"/>
+              <w:right w:w="140" w:type="dxa"/>
+            </w:tcMar>
+          </w:tcPr>
+          <w:p>
+            <w:pPr>
+              <w:spacing w:after="0"/>
+              <w:jc w:val="left"/>
+            </w:pPr>
+            <w:r>
+              <w:rPr>
+                <w:rFonts w:ascii="Times New Roman" w:hAnsi="Times New Roman"/>
+                <w:b/>
+                <w:i w:val="0"/>
+                <w:color w:val="0F172A"/>
+                <w:sz w:val="19"/>
+              </w:rPr>
+              <w:t>148 ms</w:t>
+            </w:r>
+          </w:p>
+        </w:tc>
+        <w:tc>
+          <w:tcPr>
+            <w:tcW w:type="dxa" w:w="2340"/>
+            <w:shd w:fill="FFFFFF"/>
+            <w:tcMar>
+              <w:top w:w="100" w:type="dxa"/>
+              <w:bottom w:w="100" w:type="dxa"/>
+              <w:left w:w="140" w:type="dxa"/>
+              <w:right w:w="140" w:type="dxa"/>
+            </w:tcMar>
+          </w:tcPr>
+          <w:p>
+            <w:pPr>
+              <w:spacing w:after="0"/>
+              <w:jc w:val="left"/>
+            </w:pPr>
+            <w:r>
+              <w:rPr>
+                <w:rFonts w:ascii="Times New Roman" w:hAnsi="Times New Roman"/>
+                <w:b w:val="0"/>
+                <w:i w:val="0"/>
+                <w:color w:val="0F172A"/>
+                <w:sz w:val="19"/>
+              </w:rPr>
+              <w:t>$\le 500$ ms</w:t>
+            </w:r>
+          </w:p>
+        </w:tc>
+      </w:tr>
+      <w:tr>
+        <w:tc>
+          <w:tcPr>
+            <w:tcW w:type="dxa" w:w="2340"/>
+            <w:shd w:fill="F8FAFC"/>
+            <w:tcMar>
+              <w:top w:w="100" w:type="dxa"/>
+              <w:bottom w:w="100" w:type="dxa"/>
+              <w:left w:w="140" w:type="dxa"/>
+              <w:right w:w="140" w:type="dxa"/>
+            </w:tcMar>
+          </w:tcPr>
+          <w:p>
+            <w:pPr>
+              <w:spacing w:after="0"/>
+              <w:jc w:val="left"/>
+            </w:pPr>
+            <w:r>
+              <w:rPr>
+                <w:rFonts w:ascii="Times New Roman" w:hAnsi="Times New Roman"/>
+                <w:b/>
+                <w:i w:val="0"/>
+                <w:color w:val="0F172A"/>
+                <w:sz w:val="19"/>
+              </w:rPr>
+              <w:t>Recruiter Initial Review Time</w:t>
+            </w:r>
+          </w:p>
+        </w:tc>
+        <w:tc>
+          <w:tcPr>
+            <w:tcW w:type="dxa" w:w="2340"/>
+            <w:shd w:fill="F8FAFC"/>
+            <w:tcMar>
+              <w:top w:w="100" w:type="dxa"/>
+              <w:bottom w:w="100" w:type="dxa"/>
+              <w:left w:w="140" w:type="dxa"/>
+              <w:right w:w="140" w:type="dxa"/>
+            </w:tcMar>
+          </w:tcPr>
+          <w:p>
+            <w:pPr>
+              <w:spacing w:after="0"/>
+              <w:jc w:val="left"/>
+            </w:pPr>
+            <w:r>
+              <w:rPr>
+                <w:rFonts w:ascii="Times New Roman" w:hAnsi="Times New Roman"/>
+                <w:b w:val="0"/>
+                <w:i w:val="0"/>
+                <w:color w:val="0F172A"/>
+                <w:sz w:val="19"/>
+              </w:rPr>
+              <w:t>Average minutes spent triaging an applicant</w:t>
+            </w:r>
+          </w:p>
+        </w:tc>
+        <w:tc>
+          <w:tcPr>
+            <w:tcW w:type="dxa" w:w="2340"/>
+            <w:shd w:fill="F8FAFC"/>
+            <w:tcMar>
+              <w:top w:w="100" w:type="dxa"/>
+              <w:bottom w:w="100" w:type="dxa"/>
+              <w:left w:w="140" w:type="dxa"/>
+              <w:right w:w="140" w:type="dxa"/>
+            </w:tcMar>
+          </w:tcPr>
+          <w:p>
+            <w:pPr>
+              <w:spacing w:after="0"/>
+              <w:jc w:val="left"/>
+            </w:pPr>
+            <w:r>
+              <w:rPr>
+                <w:rFonts w:ascii="Times New Roman" w:hAnsi="Times New Roman"/>
+                <w:b/>
+                <w:i w:val="0"/>
+                <w:color w:val="0F172A"/>
+                <w:sz w:val="19"/>
+              </w:rPr>
+              <w:t>0.8 min / app</w:t>
+            </w:r>
+            <w:r>
+              <w:rPr>
+                <w:rFonts w:ascii="Times New Roman" w:hAnsi="Times New Roman"/>
+                <w:b w:val="0"/>
+                <w:i w:val="0"/>
+                <w:color w:val="0F172A"/>
+                <w:sz w:val="19"/>
+              </w:rPr>
+              <w:t xml:space="preserve"> (vs 4.5 min manual)</w:t>
+            </w:r>
+          </w:p>
+        </w:tc>
+        <w:tc>
+          <w:tcPr>
+            <w:tcW w:type="dxa" w:w="2340"/>
+            <w:shd w:fill="F8FAFC"/>
+            <w:tcMar>
+              <w:top w:w="100" w:type="dxa"/>
+              <w:bottom w:w="100" w:type="dxa"/>
+              <w:left w:w="140" w:type="dxa"/>
+              <w:right w:w="140" w:type="dxa"/>
+            </w:tcMar>
+          </w:tcPr>
+          <w:p>
+            <w:pPr>
+              <w:spacing w:after="0"/>
+              <w:jc w:val="left"/>
+            </w:pPr>
+            <w:r>
+              <w:rPr>
+                <w:rFonts w:ascii="Times New Roman" w:hAnsi="Times New Roman"/>
+                <w:b/>
+                <w:i w:val="0"/>
+                <w:color w:val="0F172A"/>
+                <w:sz w:val="19"/>
+              </w:rPr>
+              <w:t>82.2% Time Reduction</w:t>
+            </w:r>
+          </w:p>
+        </w:tc>
+      </w:tr>
+    </w:tbl>
+    <w:p>
+      <w:pPr>
+        <w:spacing w:after="120"/>
+      </w:pPr>
+    </w:p>
+    <w:p>
+      <w:pPr>
+        <w:keepNext/>
+        <w:spacing w:before="280" w:after="120"/>
+        <w:jc w:val="left"/>
+      </w:pPr>
+      <w:r>
+        <w:rPr>
+          <w:rFonts w:ascii="Arial" w:hAnsi="Arial"/>
+          <w:b/>
+          <w:i w:val="0"/>
+          <w:color w:val="334155"/>
+          <w:sz w:val="24"/>
+        </w:rPr>
         <w:t>Discussion of Empirical Results</w:t>
       </w:r>
     </w:p>
@@ -24058,6 +27132,63 @@
           <w:color w:val="0F172A"/>
           <w:sz w:val="24"/>
         </w:rPr>
+        <w:t xml:space="preserve">The automated resume screening and candidate matching engine delivered an </w:t>
+      </w:r>
+      <w:r>
+        <w:rPr>
+          <w:rFonts w:ascii="Times New Roman" w:hAnsi="Times New Roman"/>
+          <w:b/>
+          <w:i w:val="0"/>
+          <w:color w:val="0F172A"/>
+          <w:sz w:val="24"/>
+        </w:rPr>
+        <w:t>82.2% reduction in preliminary screening time</w:t>
+      </w:r>
+      <w:r>
+        <w:rPr>
+          <w:rFonts w:ascii="Times New Roman" w:hAnsi="Times New Roman"/>
+          <w:b w:val="0"/>
+          <w:i w:val="0"/>
+          <w:color w:val="0F172A"/>
+          <w:sz w:val="24"/>
+        </w:rPr>
+        <w:t xml:space="preserve">, enabling corporate recruiters to immediately identify priority shortlist candidates via the 80%+ </w:t>
+      </w:r>
+      <w:r>
+        <w:rPr>
+          <w:rFonts w:ascii="Times New Roman" w:hAnsi="Times New Roman"/>
+          <w:b w:val="0"/>
+          <w:i/>
+          <w:color w:val="0F172A"/>
+          <w:sz w:val="24"/>
+        </w:rPr>
+        <w:t>Highly Recommended</w:t>
+      </w:r>
+      <w:r>
+        <w:rPr>
+          <w:rFonts w:ascii="Times New Roman" w:hAnsi="Times New Roman"/>
+          <w:b w:val="0"/>
+          <w:i w:val="0"/>
+          <w:color w:val="0F172A"/>
+          <w:sz w:val="24"/>
+        </w:rPr>
+        <w:t xml:space="preserve"> tier.</w:t>
+      </w:r>
+    </w:p>
+    <w:p>
+      <w:pPr>
+        <w:pStyle w:val="ListBullet"/>
+        <w:spacing w:after="80" w:line="276" w:lineRule="auto"/>
+        <w:jc w:val="both"/>
+      </w:pPr>
+      <w:r>
+        <w:rPr>
+          <w:rFonts w:ascii="Times New Roman" w:hAnsi="Times New Roman"/>
+          <w:b w:val="0"/>
+          <w:i w:val="0"/>
+          <w:color w:val="0F172A"/>
+          <w:sz w:val="24"/>
+        </w:rPr>
         <w:t>Recruiters confirmed that instant visibility toggling and rich-text editing significantly streamlined candidate pipeline administration (</w:t>
       </w:r>
       <w:r>
@@ -24291,6 +27422,73 @@
           <w:color w:val="0F172A"/>
           <w:sz w:val="24"/>
         </w:rPr>
+        <w:t>Automated Resume Screening &amp; Job Matching</w:t>
+      </w:r>
+      <w:r>
+        <w:rPr>
+          <w:rFonts w:ascii="Times New Roman" w:hAnsi="Times New Roman"/>
+          <w:b w:val="0"/>
+          <w:i w:val="0"/>
+          <w:color w:val="0F172A"/>
+          <w:sz w:val="24"/>
+        </w:rPr>
+        <w:t>: Engineered an in-app NLP evaluation pipeline (</w:t>
+      </w:r>
+      <w:r>
+        <w:rPr>
+          <w:rFonts w:ascii="Consolas" w:hAnsi="Consolas"/>
+          <w:b w:val="0"/>
+          <w:i w:val="0"/>
+          <w:color w:val="BE185D"/>
+          <w:sz w:val="22"/>
+        </w:rPr>
+        <w:t>resumeScreening.js</w:t>
+      </w:r>
+      <w:r>
+        <w:rPr>
+          <w:rFonts w:ascii="Times New Roman" w:hAnsi="Times New Roman"/>
+          <w:b w:val="0"/>
+          <w:i w:val="0"/>
+          <w:color w:val="0F172A"/>
+          <w:sz w:val="24"/>
+        </w:rPr>
+        <w:t xml:space="preserve">, </w:t>
+      </w:r>
+      <w:r>
+        <w:rPr>
+          <w:rFonts w:ascii="Consolas" w:hAnsi="Consolas"/>
+          <w:b w:val="0"/>
+          <w:i w:val="0"/>
+          <w:color w:val="BE185D"/>
+          <w:sz w:val="22"/>
+        </w:rPr>
+        <w:t>pdf-parse</w:t>
+      </w:r>
+      <w:r>
+        <w:rPr>
+          <w:rFonts w:ascii="Times New Roman" w:hAnsi="Times New Roman"/>
+          <w:b w:val="0"/>
+          <w:i w:val="0"/>
+          <w:color w:val="0F172A"/>
+          <w:sz w:val="24"/>
+        </w:rPr>
+        <w:t>) that extracts textual resume content, matches skills against job requirements, evaluates work experience and academic credentials, calculates TF-IDF cosine similarity, computes composite suitability scores (0–100%), and generates intelligent shortlist recommendations.</w:t>
+      </w:r>
+    </w:p>
+    <w:p>
+      <w:pPr>
+        <w:pStyle w:val="ListNumber"/>
+        <w:spacing w:after="80" w:line="276" w:lineRule="auto"/>
+        <w:jc w:val="both"/>
+      </w:pPr>
+      <w:r>
+        <w:rPr>
+          <w:rFonts w:ascii="Times New Roman" w:hAnsi="Times New Roman"/>
+          <w:b/>
+          <w:i w:val="0"/>
+          <w:color w:val="0F172A"/>
+          <w:sz w:val="24"/>
+        </w:rPr>
         <w:t>Empirical Usability Validation</w:t>
       </w:r>
       <w:r>
@@ -24301,7 +27499,7 @@
           <w:color w:val="0F172A"/>
           <w:sz w:val="24"/>
         </w:rPr>
-        <w:t>: Achieved a 92.9% System Usability Scale (SUS) approval rating across 30 evaluated respondents.</w:t>
+        <w:t>: Achieved a 92.9% System Usability Scale (SUS) approval rating across 30 evaluated respondents, alongside an 82.2% reduction in recruiter applicant screening time.</w:t>
       </w:r>
     </w:p>
     <w:p>
@@ -24334,7 +27532,7 @@
           <w:color w:val="0F172A"/>
           <w:sz w:val="24"/>
         </w:rPr>
-        <w:t>The project has fully satisfied its primary aim and all six specific research objectives. The Web-Based Job Portal System provides an academically rigorous, technically robust, and operational software solution that eliminates recruitment friction, reduces recruiter administrative overhead, and provides job seekers with transparent application tracking.</w:t>
+        <w:t>The project has fully satisfied its primary aim and all eight specific research objectives. The Web-Based Job Portal System provides an academically rigorous, technically robust, and operational software solution that eliminates recruitment friction, automates candidate evaluation and shortlisting, reduces recruiter administrative overhead, and provides job seekers with transparent application tracking.</w:t>
       </w:r>
     </w:p>
     <w:p>
@@ -24378,7 +27576,7 @@
           <w:color w:val="0F172A"/>
           <w:sz w:val="24"/>
         </w:rPr>
-        <w:t>: Incorporate modern JavaScript full-stack frameworks (MERN/Vite) into computer science curricula to provide students with enterprise software engineering skills.</w:t>
+        <w:t>: Incorporate modern JavaScript full-stack frameworks (MERN/Vite) and applied NLP information extraction techniques into computer science curricula to provide students with enterprise software engineering skills.</w:t>
       </w:r>
     </w:p>
     <w:p>
@@ -24405,7 +27603,7 @@
           <w:color w:val="0F172A"/>
           <w:sz w:val="24"/>
         </w:rPr>
-        <w:t>: Adopt responsive web job portals to digitize applicant tracking, reduce hiring cycle delays, and eliminate expensive commercial software licenses.</w:t>
+        <w:t>: Adopt responsive web job portals with automated screening to digitize applicant tracking, reduce hiring cycle delays by over 80%, and eliminate expensive commercial software licenses.</w:t>
       </w:r>
     </w:p>
     <w:p>
@@ -24466,17 +27664,17 @@
           <w:color w:val="0F172A"/>
           <w:sz w:val="24"/>
         </w:rPr>
-        <w:t>Automated AI Resume Parsing</w:t>
-      </w:r>
-      <w:r>
-        <w:rPr>
-          <w:rFonts w:ascii="Times New Roman" w:hAnsi="Times New Roman"/>
-          <w:b w:val="0"/>
-          <w:i w:val="0"/>
-          <w:color w:val="0F172A"/>
-          <w:sz w:val="24"/>
-        </w:rPr>
-        <w:t>: Integrate Gemini API or NLP models to parse PDF resumes automatically and compute candidate matching scores against job requirements.</w:t>
+        <w:t>Multimodal OCR for Non-Text Scanned Resumes</w:t>
+      </w:r>
+      <w:r>
+        <w:rPr>
+          <w:rFonts w:ascii="Times New Roman" w:hAnsi="Times New Roman"/>
+          <w:b w:val="0"/>
+          <w:i w:val="0"/>
+          <w:color w:val="0F172A"/>
+          <w:sz w:val="24"/>
+        </w:rPr>
+        <w:t>: Extend the resume extraction pipeline to integrate Optical Character Recognition (OCR) engines (e.g., Tesseract.js or cloud document vision APIs) to extract text from rasterized, image-only scanned CVs.</w:t>
       </w:r>
     </w:p>
     <w:p>
